--- a/MF0964_3 Desarrollo de elementos software para gestión de/JAVA/Ejercicios bucles java obligatorios.docx
+++ b/MF0964_3 Desarrollo de elementos software para gestión de/JAVA/Ejercicios bucles java obligatorios.docx
@@ -1,6 +1,6 @@
 
 <file path=word/document.xml><?xml version="1.0" encoding="utf-8"?>
-<w:document xmlns:wpc="http://schemas.microsoft.com/office/word/2010/wordprocessingCanvas" xmlns:cx="http://schemas.microsoft.com/office/drawing/2014/chartex" xmlns:cx1="http://schemas.microsoft.com/office/drawing/2015/9/8/chartex" xmlns:cx2="http://schemas.microsoft.com/office/drawing/2015/10/21/chartex" xmlns:cx3="http://schemas.microsoft.com/office/drawing/2016/5/9/chartex" xmlns:cx4="http://schemas.microsoft.com/office/drawing/2016/5/10/chartex" xmlns:cx5="http://schemas.microsoft.com/office/drawing/2016/5/11/chartex" xmlns:cx6="http://schemas.microsoft.com/office/drawing/2016/5/12/chartex" xmlns:cx7="http://schemas.microsoft.com/office/drawing/2016/5/13/chartex" xmlns:cx8="http://schemas.microsoft.com/office/drawing/2016/5/14/chartex" xmlns:mc="http://schemas.openxmlformats.org/markup-compatibility/2006" xmlns:aink="http://schemas.microsoft.com/office/drawing/2016/ink" xmlns:am3d="http://schemas.microsoft.com/office/drawing/2017/model3d" xmlns:o="urn:schemas-microsoft-com:office:office" xmlns:oel="http://schemas.microsoft.com/office/2019/extlst" xmlns:r="http://schemas.openxmlformats.org/officeDocument/2006/relationships" xmlns:m="http://schemas.openxmlformats.org/officeDocument/2006/math" xmlns:v="urn:schemas-microsoft-com:vml" xmlns:wp14="http://schemas.microsoft.com/office/word/2010/wordprocessingDrawing" xmlns:wp="http://schemas.openxmlformats.org/drawingml/2006/wordprocessingDrawing" xmlns:w10="urn:schemas-microsoft-com:office:word" xmlns:w="http://schemas.openxmlformats.org/wordprocessingml/2006/main" xmlns:w14="http://schemas.microsoft.com/office/word/2010/wordml" xmlns:w15="http://schemas.microsoft.com/office/word/2012/wordml" xmlns:w16cex="http://schemas.microsoft.com/office/word/2018/wordml/cex" xmlns:w16cid="http://schemas.microsoft.com/office/word/2016/wordml/cid" xmlns:w16="http://schemas.microsoft.com/office/word/2018/wordml" xmlns:w16sdtdh="http://schemas.microsoft.com/office/word/2020/wordml/sdtdatahash" xmlns:w16se="http://schemas.microsoft.com/office/word/2015/wordml/symex" xmlns:wpg="http://schemas.microsoft.com/office/word/2010/wordprocessingGroup" xmlns:wpi="http://schemas.microsoft.com/office/word/2010/wordprocessingInk" xmlns:wne="http://schemas.microsoft.com/office/word/2006/wordml" xmlns:wps="http://schemas.microsoft.com/office/word/2010/wordprocessingShape" mc:Ignorable="w14 w15 w16se w16cid w16 w16cex w16sdtdh wp14">
+<w:document xmlns:wpc="http://schemas.microsoft.com/office/word/2010/wordprocessingCanvas" xmlns:cx="http://schemas.microsoft.com/office/drawing/2014/chartex" xmlns:cx1="http://schemas.microsoft.com/office/drawing/2015/9/8/chartex" xmlns:cx2="http://schemas.microsoft.com/office/drawing/2015/10/21/chartex" xmlns:cx3="http://schemas.microsoft.com/office/drawing/2016/5/9/chartex" xmlns:cx4="http://schemas.microsoft.com/office/drawing/2016/5/10/chartex" xmlns:cx5="http://schemas.microsoft.com/office/drawing/2016/5/11/chartex" xmlns:cx6="http://schemas.microsoft.com/office/drawing/2016/5/12/chartex" xmlns:cx7="http://schemas.microsoft.com/office/drawing/2016/5/13/chartex" xmlns:cx8="http://schemas.microsoft.com/office/drawing/2016/5/14/chartex" xmlns:mc="http://schemas.openxmlformats.org/markup-compatibility/2006" xmlns:aink="http://schemas.microsoft.com/office/drawing/2016/ink" xmlns:am3d="http://schemas.microsoft.com/office/drawing/2017/model3d" xmlns:o="urn:schemas-microsoft-com:office:office" xmlns:oel="http://schemas.microsoft.com/office/2019/extlst" xmlns:r="http://schemas.openxmlformats.org/officeDocument/2006/relationships" xmlns:m="http://schemas.openxmlformats.org/officeDocument/2006/math" xmlns:v="urn:schemas-microsoft-com:vml" xmlns:wp14="http://schemas.microsoft.com/office/word/2010/wordprocessingDrawing" xmlns:wp="http://schemas.openxmlformats.org/drawingml/2006/wordprocessingDrawing" xmlns:w10="urn:schemas-microsoft-com:office:word" xmlns:w="http://schemas.openxmlformats.org/wordprocessingml/2006/main" xmlns:w14="http://schemas.microsoft.com/office/word/2010/wordml" xmlns:w15="http://schemas.microsoft.com/office/word/2012/wordml" xmlns:w16cex="http://schemas.microsoft.com/office/word/2018/wordml/cex" xmlns:w16cid="http://schemas.microsoft.com/office/word/2016/wordml/cid" xmlns:w16="http://schemas.microsoft.com/office/word/2018/wordml" xmlns:w16du="http://schemas.microsoft.com/office/word/2023/wordml/word16du" xmlns:w16sdtdh="http://schemas.microsoft.com/office/word/2020/wordml/sdtdatahash" xmlns:w16sdtfl="http://schemas.microsoft.com/office/word/2024/wordml/sdtformatlock" xmlns:w16se="http://schemas.microsoft.com/office/word/2015/wordml/symex" xmlns:wpg="http://schemas.microsoft.com/office/word/2010/wordprocessingGroup" xmlns:wpi="http://schemas.microsoft.com/office/word/2010/wordprocessingInk" xmlns:wne="http://schemas.microsoft.com/office/word/2006/wordml" xmlns:wps="http://schemas.microsoft.com/office/word/2010/wordprocessingShape" mc:Ignorable="w14 w15 w16se w16cid w16 w16cex w16sdtdh w16sdtfl w16du wp14">
   <w:body>
     <w:sdt>
       <w:sdtPr>
@@ -541,7 +541,7 @@
                                         <w:sz w:val="36"/>
                                         <w:szCs w:val="36"/>
                                       </w:rPr>
-                                      <w:t xml:space="preserve">Programación </w:t>
+                                      <w:t>Programación</w:t>
                                     </w:r>
                                   </w:p>
                                 </w:sdtContent>
@@ -568,7 +568,11 @@
               </mc:Choice>
               <mc:Fallback>
                 <w:pict>
-                  <v:shape w14:anchorId="45E42406" id="Cuadro de texto 154" o:spid="_x0000_s1027" type="#_x0000_t202" style="position:absolute;left:0;text-align:left;margin-left:17.45pt;margin-top:169.75pt;width:8in;height:286.5pt;z-index:251665408;visibility:visible;mso-wrap-style:square;mso-width-percent:941;mso-height-percent:363;mso-wrap-distance-left:9pt;mso-wrap-distance-top:0;mso-wrap-distance-right:9pt;mso-wrap-distance-bottom:0;mso-position-horizontal:absolute;mso-position-horizontal-relative:page;mso-position-vertical:absolute;mso-position-vertical-relative:page;mso-width-percent:941;mso-height-percent:363;mso-width-relative:page;mso-height-relative:page;v-text-anchor:bottom" o:gfxdata="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" filled="f" stroked="f" strokeweight=".5pt">
+                  <v:shapetype w14:anchorId="45E42406" id="_x0000_t202" coordsize="21600,21600" o:spt="202" path="m,l,21600r21600,l21600,xe">
+                    <v:stroke joinstyle="miter"/>
+                    <v:path gradientshapeok="t" o:connecttype="rect"/>
+                  </v:shapetype>
+                  <v:shape id="Cuadro de texto 154" o:spid="_x0000_s1027" type="#_x0000_t202" style="position:absolute;left:0;text-align:left;margin-left:17.45pt;margin-top:169.75pt;width:8in;height:286.5pt;z-index:251665408;visibility:visible;mso-wrap-style:square;mso-width-percent:941;mso-height-percent:363;mso-wrap-distance-left:9pt;mso-wrap-distance-top:0;mso-wrap-distance-right:9pt;mso-wrap-distance-bottom:0;mso-position-horizontal:absolute;mso-position-horizontal-relative:page;mso-position-vertical:absolute;mso-position-vertical-relative:page;mso-width-percent:941;mso-height-percent:363;mso-width-relative:page;mso-height-relative:page;v-text-anchor:bottom" o:gfxdata="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" filled="f" stroked="f" strokeweight=".5pt">
                     <v:textbox inset="126pt,0,54pt,0">
                       <w:txbxContent>
                         <w:p>
@@ -642,7 +646,7 @@
                                   <w:sz w:val="36"/>
                                   <w:szCs w:val="36"/>
                                 </w:rPr>
-                                <w:t xml:space="preserve">Programación </w:t>
+                                <w:t>Programación</w:t>
                               </w:r>
                             </w:p>
                           </w:sdtContent>
@@ -865,7 +869,6 @@
         </w:rPr>
         <w:t xml:space="preserve">ltiplos de 5 de 0 a 100 utilizando un bucle </w:t>
       </w:r>
-      <w:proofErr w:type="spellStart"/>
       <w:r>
         <w:rPr>
           <w:rFonts w:ascii="AnonymousPro" w:hAnsi="AnonymousPro" w:cs="AnonymousPro"/>
@@ -875,7 +878,6 @@
         </w:rPr>
         <w:t>for</w:t>
       </w:r>
-      <w:proofErr w:type="spellEnd"/>
       <w:r>
         <w:rPr>
           <w:rFonts w:ascii="DejaVuSans" w:eastAsia="DejaVuSans" w:hAnsi="DejaVuSans-Bold" w:cs="DejaVuSans"/>
@@ -973,7 +975,6 @@
         </w:rPr>
         <w:t xml:space="preserve">ltiplos de 5 de 0 a 100 utilizando un bucle </w:t>
       </w:r>
-      <w:proofErr w:type="spellStart"/>
       <w:r>
         <w:rPr>
           <w:rFonts w:ascii="AnonymousPro" w:hAnsi="AnonymousPro" w:cs="AnonymousPro"/>
@@ -983,7 +984,6 @@
         </w:rPr>
         <w:t>while</w:t>
       </w:r>
-      <w:proofErr w:type="spellEnd"/>
       <w:r>
         <w:rPr>
           <w:rFonts w:ascii="DejaVuSans" w:eastAsia="DejaVuSans" w:hAnsi="DejaVuSans-Bold" w:cs="DejaVuSans"/>
@@ -1088,19 +1088,8 @@
           <w:sz w:val="16"/>
           <w:szCs w:val="16"/>
         </w:rPr>
-        <w:t>do-</w:t>
-      </w:r>
-      <w:proofErr w:type="spellStart"/>
-      <w:r>
-        <w:rPr>
-          <w:rFonts w:ascii="AnonymousPro" w:hAnsi="AnonymousPro" w:cs="AnonymousPro"/>
-          <w:color w:val="000000"/>
-          <w:sz w:val="16"/>
-          <w:szCs w:val="16"/>
-        </w:rPr>
-        <w:t>while</w:t>
-      </w:r>
-      <w:proofErr w:type="spellEnd"/>
+        <w:t>do-while</w:t>
+      </w:r>
       <w:r>
         <w:rPr>
           <w:rFonts w:ascii="DejaVuSans" w:eastAsia="DejaVuSans" w:hAnsi="DejaVuSans-Bold" w:cs="DejaVuSans"/>
@@ -1222,7 +1211,6 @@
         </w:rPr>
         <w:t xml:space="preserve">un bucle </w:t>
       </w:r>
-      <w:proofErr w:type="spellStart"/>
       <w:r>
         <w:rPr>
           <w:rFonts w:ascii="AnonymousPro" w:hAnsi="AnonymousPro" w:cs="AnonymousPro"/>
@@ -1232,7 +1220,6 @@
         </w:rPr>
         <w:t>for</w:t>
       </w:r>
-      <w:proofErr w:type="spellEnd"/>
       <w:r>
         <w:rPr>
           <w:rFonts w:ascii="DejaVuSans" w:eastAsia="DejaVuSans" w:hAnsi="DejaVuSans-Bold" w:cs="DejaVuSans"/>
@@ -1354,7 +1341,6 @@
         </w:rPr>
         <w:t xml:space="preserve">un bucle </w:t>
       </w:r>
-      <w:proofErr w:type="spellStart"/>
       <w:r>
         <w:rPr>
           <w:rFonts w:ascii="AnonymousPro" w:hAnsi="AnonymousPro" w:cs="AnonymousPro"/>
@@ -1364,7 +1350,6 @@
         </w:rPr>
         <w:t>while</w:t>
       </w:r>
-      <w:proofErr w:type="spellEnd"/>
       <w:r>
         <w:rPr>
           <w:rFonts w:ascii="DejaVuSans" w:eastAsia="DejaVuSans" w:hAnsi="DejaVuSans-Bold" w:cs="DejaVuSans"/>
@@ -1466,19 +1451,8 @@
           <w:sz w:val="16"/>
           <w:szCs w:val="16"/>
         </w:rPr>
-        <w:t>do-</w:t>
-      </w:r>
-      <w:proofErr w:type="spellStart"/>
-      <w:r>
-        <w:rPr>
-          <w:rFonts w:ascii="AnonymousPro" w:hAnsi="AnonymousPro" w:cs="AnonymousPro"/>
-          <w:color w:val="000000"/>
-          <w:sz w:val="16"/>
-          <w:szCs w:val="16"/>
-        </w:rPr>
-        <w:t>while</w:t>
-      </w:r>
-      <w:proofErr w:type="spellEnd"/>
+        <w:t>do-while</w:t>
+      </w:r>
       <w:r>
         <w:rPr>
           <w:rFonts w:ascii="DejaVuSans" w:eastAsia="DejaVuSans" w:hAnsi="DejaVuSans-Bold" w:cs="DejaVuSans"/>
@@ -2316,7 +2290,6 @@
         </w:rPr>
         <w:t>dato que se utilice (</w:t>
       </w:r>
-      <w:proofErr w:type="spellStart"/>
       <w:r>
         <w:rPr>
           <w:rFonts w:ascii="AnonymousPro" w:hAnsi="AnonymousPro" w:cs="AnonymousPro"/>
@@ -2324,9 +2297,17 @@
           <w:sz w:val="16"/>
           <w:szCs w:val="16"/>
         </w:rPr>
-        <w:t>int</w:t>
-      </w:r>
-      <w:proofErr w:type="spellEnd"/>
+        <w:t xml:space="preserve">int </w:t>
+      </w:r>
+      <w:r>
+        <w:rPr>
+          <w:rFonts w:ascii="DejaVuSans" w:eastAsia="DejaVuSans" w:hAnsi="DejaVuSans-Bold" w:cs="DejaVuSans"/>
+          <w:color w:val="000000"/>
+          <w:sz w:val="20"/>
+          <w:szCs w:val="20"/>
+        </w:rPr>
+        <w:t xml:space="preserve">o </w:t>
+      </w:r>
       <w:r>
         <w:rPr>
           <w:rFonts w:ascii="AnonymousPro" w:hAnsi="AnonymousPro" w:cs="AnonymousPro"/>
@@ -2334,28 +2315,8 @@
           <w:sz w:val="16"/>
           <w:szCs w:val="16"/>
         </w:rPr>
-        <w:t xml:space="preserve"> </w:t>
-      </w:r>
-      <w:r>
-        <w:rPr>
-          <w:rFonts w:ascii="DejaVuSans" w:eastAsia="DejaVuSans" w:hAnsi="DejaVuSans-Bold" w:cs="DejaVuSans"/>
-          <w:color w:val="000000"/>
-          <w:sz w:val="20"/>
-          <w:szCs w:val="20"/>
-        </w:rPr>
-        <w:t xml:space="preserve">o </w:t>
-      </w:r>
-      <w:proofErr w:type="spellStart"/>
-      <w:r>
-        <w:rPr>
-          <w:rFonts w:ascii="AnonymousPro" w:hAnsi="AnonymousPro" w:cs="AnonymousPro"/>
-          <w:color w:val="000000"/>
-          <w:sz w:val="16"/>
-          <w:szCs w:val="16"/>
-        </w:rPr>
         <w:t>long</w:t>
       </w:r>
-      <w:proofErr w:type="spellEnd"/>
       <w:r>
         <w:rPr>
           <w:rFonts w:ascii="DejaVuSans" w:eastAsia="DejaVuSans" w:hAnsi="DejaVuSans-Bold" w:cs="DejaVuSans"/>
@@ -3237,27 +3198,7 @@
           <w:sz w:val="20"/>
           <w:szCs w:val="20"/>
         </w:rPr>
-        <w:t xml:space="preserve">Escribe un programa </w:t>
-      </w:r>
-      <w:proofErr w:type="gramStart"/>
-      <w:r>
-        <w:rPr>
-          <w:rFonts w:ascii="DejaVuSans" w:eastAsia="DejaVuSans" w:hAnsi="DejaVuSans-Bold" w:cs="DejaVuSans"/>
-          <w:color w:val="000000"/>
-          <w:sz w:val="20"/>
-          <w:szCs w:val="20"/>
-        </w:rPr>
-        <w:t>que</w:t>
-      </w:r>
-      <w:proofErr w:type="gramEnd"/>
-      <w:r>
-        <w:rPr>
-          <w:rFonts w:ascii="DejaVuSans" w:eastAsia="DejaVuSans" w:hAnsi="DejaVuSans-Bold" w:cs="DejaVuSans"/>
-          <w:color w:val="000000"/>
-          <w:sz w:val="20"/>
-          <w:szCs w:val="20"/>
-        </w:rPr>
-        <w:t xml:space="preserve"> dados dos n</w:t>
+        <w:t>Escribe un programa que dados dos n</w:t>
       </w:r>
       <w:r>
         <w:rPr>
@@ -4440,27 +4381,7 @@
           <w:sz w:val="20"/>
           <w:szCs w:val="20"/>
         </w:rPr>
-        <w:t xml:space="preserve">n de </w:t>
-      </w:r>
-      <w:proofErr w:type="gramStart"/>
-      <w:r>
-        <w:rPr>
-          <w:rFonts w:ascii="DejaVuSans" w:eastAsia="DejaVuSans" w:hAnsi="DejaVuSans-Bold" w:cs="DejaVuSans"/>
-          <w:color w:val="000000"/>
-          <w:sz w:val="20"/>
-          <w:szCs w:val="20"/>
-        </w:rPr>
-        <w:t>datos</w:t>
-      </w:r>
-      <w:proofErr w:type="gramEnd"/>
-      <w:r>
-        <w:rPr>
-          <w:rFonts w:ascii="DejaVuSans" w:eastAsia="DejaVuSans" w:hAnsi="DejaVuSans-Bold" w:cs="DejaVuSans"/>
-          <w:color w:val="000000"/>
-          <w:sz w:val="20"/>
-          <w:szCs w:val="20"/>
-        </w:rPr>
-        <w:t xml:space="preserve"> pero no se incluye en el c</w:t>
+        <w:t>n de datos pero no se incluye en el c</w:t>
       </w:r>
       <w:r>
         <w:rPr>
@@ -5574,27 +5495,7 @@
           <w:sz w:val="20"/>
           <w:szCs w:val="20"/>
         </w:rPr>
-        <w:t xml:space="preserve">Escribe un programa que calcule </w:t>
-      </w:r>
-      <w:proofErr w:type="gramStart"/>
-      <w:r>
-        <w:rPr>
-          <w:rFonts w:ascii="DejaVuSans" w:eastAsia="DejaVuSans" w:hAnsi="DejaVuSans-Bold" w:cs="DejaVuSans"/>
-          <w:color w:val="000000"/>
-          <w:sz w:val="20"/>
-          <w:szCs w:val="20"/>
-        </w:rPr>
-        <w:t>el factorial</w:t>
-      </w:r>
-      <w:proofErr w:type="gramEnd"/>
-      <w:r>
-        <w:rPr>
-          <w:rFonts w:ascii="DejaVuSans" w:eastAsia="DejaVuSans" w:hAnsi="DejaVuSans-Bold" w:cs="DejaVuSans"/>
-          <w:color w:val="000000"/>
-          <w:sz w:val="20"/>
-          <w:szCs w:val="20"/>
-        </w:rPr>
-        <w:t xml:space="preserve"> de un n</w:t>
+        <w:t>Escribe un programa que calcule el factorial de un n</w:t>
       </w:r>
       <w:r>
         <w:rPr>
@@ -5950,27 +5851,7 @@
           <w:sz w:val="20"/>
           <w:szCs w:val="20"/>
         </w:rPr>
-        <w:t xml:space="preserve">Realiza </w:t>
-      </w:r>
-      <w:proofErr w:type="gramStart"/>
-      <w:r>
-        <w:rPr>
-          <w:rFonts w:ascii="DejaVuSans" w:eastAsia="DejaVuSans" w:hAnsi="DejaVuSans-Bold" w:cs="DejaVuSans"/>
-          <w:color w:val="000000"/>
-          <w:sz w:val="20"/>
-          <w:szCs w:val="20"/>
-        </w:rPr>
-        <w:t>una programa</w:t>
-      </w:r>
-      <w:proofErr w:type="gramEnd"/>
-      <w:r>
-        <w:rPr>
-          <w:rFonts w:ascii="DejaVuSans" w:eastAsia="DejaVuSans" w:hAnsi="DejaVuSans-Bold" w:cs="DejaVuSans"/>
-          <w:color w:val="000000"/>
-          <w:sz w:val="20"/>
-          <w:szCs w:val="20"/>
-        </w:rPr>
-        <w:t xml:space="preserve"> que calcule las horas transcurridas entre dos horas de</w:t>
+        <w:t>Realiza una programa que calcule las horas transcurridas entre dos horas de</w:t>
       </w:r>
     </w:p>
     <w:p>
@@ -7026,7 +6907,6 @@
         </w:rPr>
         <w:t xml:space="preserve">izquierda a derecha. Usa </w:t>
       </w:r>
-      <w:proofErr w:type="spellStart"/>
       <w:r>
         <w:rPr>
           <w:rFonts w:ascii="AnonymousPro" w:hAnsi="AnonymousPro" w:cs="AnonymousPro"/>
@@ -7034,9 +6914,17 @@
           <w:sz w:val="16"/>
           <w:szCs w:val="16"/>
         </w:rPr>
-        <w:t>long</w:t>
-      </w:r>
-      <w:proofErr w:type="spellEnd"/>
+        <w:t xml:space="preserve">long </w:t>
+      </w:r>
+      <w:r>
+        <w:rPr>
+          <w:rFonts w:ascii="DejaVuSans" w:eastAsia="DejaVuSans" w:hAnsi="DejaVuSans-Bold" w:cs="DejaVuSans"/>
+          <w:color w:val="000000"/>
+          <w:sz w:val="20"/>
+          <w:szCs w:val="20"/>
+        </w:rPr>
+        <w:t xml:space="preserve">en lugar de </w:t>
+      </w:r>
       <w:r>
         <w:rPr>
           <w:rFonts w:ascii="AnonymousPro" w:hAnsi="AnonymousPro" w:cs="AnonymousPro"/>
@@ -7044,36 +6932,7 @@
           <w:sz w:val="16"/>
           <w:szCs w:val="16"/>
         </w:rPr>
-        <w:t xml:space="preserve"> </w:t>
-      </w:r>
-      <w:r>
-        <w:rPr>
-          <w:rFonts w:ascii="DejaVuSans" w:eastAsia="DejaVuSans" w:hAnsi="DejaVuSans-Bold" w:cs="DejaVuSans"/>
-          <w:color w:val="000000"/>
-          <w:sz w:val="20"/>
-          <w:szCs w:val="20"/>
-        </w:rPr>
-        <w:t xml:space="preserve">en lugar de </w:t>
-      </w:r>
-      <w:proofErr w:type="spellStart"/>
-      <w:r>
-        <w:rPr>
-          <w:rFonts w:ascii="AnonymousPro" w:hAnsi="AnonymousPro" w:cs="AnonymousPro"/>
-          <w:color w:val="000000"/>
-          <w:sz w:val="16"/>
-          <w:szCs w:val="16"/>
-        </w:rPr>
-        <w:t>int</w:t>
-      </w:r>
-      <w:proofErr w:type="spellEnd"/>
-      <w:r>
-        <w:rPr>
-          <w:rFonts w:ascii="AnonymousPro" w:hAnsi="AnonymousPro" w:cs="AnonymousPro"/>
-          <w:color w:val="000000"/>
-          <w:sz w:val="16"/>
-          <w:szCs w:val="16"/>
-        </w:rPr>
-        <w:t xml:space="preserve"> </w:t>
+        <w:t xml:space="preserve">int </w:t>
       </w:r>
       <w:r>
         <w:rPr>
@@ -8511,7 +8370,6 @@
         </w:rPr>
         <w:t xml:space="preserve">gito par y uno impar. Usa </w:t>
       </w:r>
-      <w:proofErr w:type="spellStart"/>
       <w:r>
         <w:rPr>
           <w:rFonts w:ascii="AnonymousPro" w:hAnsi="AnonymousPro" w:cs="AnonymousPro"/>
@@ -8519,9 +8377,32 @@
           <w:sz w:val="16"/>
           <w:szCs w:val="16"/>
         </w:rPr>
-        <w:t>long</w:t>
-      </w:r>
-      <w:proofErr w:type="spellEnd"/>
+        <w:t xml:space="preserve">long </w:t>
+      </w:r>
+      <w:r>
+        <w:rPr>
+          <w:rFonts w:ascii="DejaVuSans" w:eastAsia="DejaVuSans" w:hAnsi="DejaVuSans-Bold" w:cs="DejaVuSans"/>
+          <w:color w:val="000000"/>
+          <w:sz w:val="20"/>
+          <w:szCs w:val="20"/>
+        </w:rPr>
+        <w:t>en lugar de</w:t>
+      </w:r>
+    </w:p>
+    <w:p>
+      <w:pPr>
+        <w:autoSpaceDE w:val="0"/>
+        <w:autoSpaceDN w:val="0"/>
+        <w:adjustRightInd w:val="0"/>
+        <w:spacing w:after="0" w:line="240" w:lineRule="auto"/>
+        <w:jc w:val="left"/>
+        <w:rPr>
+          <w:rFonts w:ascii="DejaVuSans" w:eastAsia="DejaVuSans" w:hAnsi="DejaVuSans-Bold" w:cs="DejaVuSans"/>
+          <w:color w:val="000000"/>
+          <w:sz w:val="20"/>
+          <w:szCs w:val="20"/>
+        </w:rPr>
+      </w:pPr>
       <w:r>
         <w:rPr>
           <w:rFonts w:ascii="AnonymousPro" w:hAnsi="AnonymousPro" w:cs="AnonymousPro"/>
@@ -8529,51 +8410,7 @@
           <w:sz w:val="16"/>
           <w:szCs w:val="16"/>
         </w:rPr>
-        <w:t xml:space="preserve"> </w:t>
-      </w:r>
-      <w:r>
-        <w:rPr>
-          <w:rFonts w:ascii="DejaVuSans" w:eastAsia="DejaVuSans" w:hAnsi="DejaVuSans-Bold" w:cs="DejaVuSans"/>
-          <w:color w:val="000000"/>
-          <w:sz w:val="20"/>
-          <w:szCs w:val="20"/>
-        </w:rPr>
-        <w:t>en lugar de</w:t>
-      </w:r>
-    </w:p>
-    <w:p>
-      <w:pPr>
-        <w:autoSpaceDE w:val="0"/>
-        <w:autoSpaceDN w:val="0"/>
-        <w:adjustRightInd w:val="0"/>
-        <w:spacing w:after="0" w:line="240" w:lineRule="auto"/>
-        <w:jc w:val="left"/>
-        <w:rPr>
-          <w:rFonts w:ascii="DejaVuSans" w:eastAsia="DejaVuSans" w:hAnsi="DejaVuSans-Bold" w:cs="DejaVuSans"/>
-          <w:color w:val="000000"/>
-          <w:sz w:val="20"/>
-          <w:szCs w:val="20"/>
-        </w:rPr>
-      </w:pPr>
-      <w:proofErr w:type="spellStart"/>
-      <w:r>
-        <w:rPr>
-          <w:rFonts w:ascii="AnonymousPro" w:hAnsi="AnonymousPro" w:cs="AnonymousPro"/>
-          <w:color w:val="000000"/>
-          <w:sz w:val="16"/>
-          <w:szCs w:val="16"/>
-        </w:rPr>
-        <w:t>int</w:t>
-      </w:r>
-      <w:proofErr w:type="spellEnd"/>
-      <w:r>
-        <w:rPr>
-          <w:rFonts w:ascii="AnonymousPro" w:hAnsi="AnonymousPro" w:cs="AnonymousPro"/>
-          <w:color w:val="000000"/>
-          <w:sz w:val="16"/>
-          <w:szCs w:val="16"/>
-        </w:rPr>
-        <w:t xml:space="preserve"> </w:t>
+        <w:t xml:space="preserve">int </w:t>
       </w:r>
       <w:r>
         <w:rPr>
@@ -9426,7 +9263,6 @@
           <w:szCs w:val="20"/>
         </w:rPr>
       </w:pPr>
-      <w:proofErr w:type="spellStart"/>
       <w:r>
         <w:rPr>
           <w:rFonts w:ascii="AnonymousPro" w:hAnsi="AnonymousPro" w:cs="AnonymousPro"/>
@@ -9434,9 +9270,17 @@
           <w:sz w:val="16"/>
           <w:szCs w:val="16"/>
         </w:rPr>
-        <w:t>long</w:t>
-      </w:r>
-      <w:proofErr w:type="spellEnd"/>
+        <w:t xml:space="preserve">long </w:t>
+      </w:r>
+      <w:r>
+        <w:rPr>
+          <w:rFonts w:ascii="DejaVuSans" w:eastAsia="DejaVuSans" w:hAnsi="DejaVuSans-Bold" w:cs="DejaVuSans"/>
+          <w:color w:val="000000"/>
+          <w:sz w:val="20"/>
+          <w:szCs w:val="20"/>
+        </w:rPr>
+        <w:t xml:space="preserve">en lugar de </w:t>
+      </w:r>
       <w:r>
         <w:rPr>
           <w:rFonts w:ascii="AnonymousPro" w:hAnsi="AnonymousPro" w:cs="AnonymousPro"/>
@@ -9444,36 +9288,7 @@
           <w:sz w:val="16"/>
           <w:szCs w:val="16"/>
         </w:rPr>
-        <w:t xml:space="preserve"> </w:t>
-      </w:r>
-      <w:r>
-        <w:rPr>
-          <w:rFonts w:ascii="DejaVuSans" w:eastAsia="DejaVuSans" w:hAnsi="DejaVuSans-Bold" w:cs="DejaVuSans"/>
-          <w:color w:val="000000"/>
-          <w:sz w:val="20"/>
-          <w:szCs w:val="20"/>
-        </w:rPr>
-        <w:t xml:space="preserve">en lugar de </w:t>
-      </w:r>
-      <w:proofErr w:type="spellStart"/>
-      <w:r>
-        <w:rPr>
-          <w:rFonts w:ascii="AnonymousPro" w:hAnsi="AnonymousPro" w:cs="AnonymousPro"/>
-          <w:color w:val="000000"/>
-          <w:sz w:val="16"/>
-          <w:szCs w:val="16"/>
-        </w:rPr>
-        <w:t>int</w:t>
-      </w:r>
-      <w:proofErr w:type="spellEnd"/>
-      <w:r>
-        <w:rPr>
-          <w:rFonts w:ascii="AnonymousPro" w:hAnsi="AnonymousPro" w:cs="AnonymousPro"/>
-          <w:color w:val="000000"/>
-          <w:sz w:val="16"/>
-          <w:szCs w:val="16"/>
-        </w:rPr>
-        <w:t xml:space="preserve"> </w:t>
+        <w:t xml:space="preserve">int </w:t>
       </w:r>
       <w:r>
         <w:rPr>
@@ -11041,7 +10856,6 @@
         </w:rPr>
         <w:t xml:space="preserve">mero. Se recomienda usar </w:t>
       </w:r>
-      <w:proofErr w:type="spellStart"/>
       <w:r>
         <w:rPr>
           <w:rFonts w:ascii="AnonymousPro" w:hAnsi="AnonymousPro" w:cs="AnonymousPro"/>
@@ -11049,9 +10863,17 @@
           <w:sz w:val="16"/>
           <w:szCs w:val="16"/>
         </w:rPr>
-        <w:t>long</w:t>
-      </w:r>
-      <w:proofErr w:type="spellEnd"/>
+        <w:t xml:space="preserve">long </w:t>
+      </w:r>
+      <w:r>
+        <w:rPr>
+          <w:rFonts w:ascii="DejaVuSans" w:eastAsia="DejaVuSans" w:hAnsi="DejaVuSans-Bold" w:cs="DejaVuSans"/>
+          <w:color w:val="000000"/>
+          <w:sz w:val="20"/>
+          <w:szCs w:val="20"/>
+        </w:rPr>
+        <w:t xml:space="preserve">en lugar de </w:t>
+      </w:r>
       <w:r>
         <w:rPr>
           <w:rFonts w:ascii="AnonymousPro" w:hAnsi="AnonymousPro" w:cs="AnonymousPro"/>
@@ -11059,36 +10881,7 @@
           <w:sz w:val="16"/>
           <w:szCs w:val="16"/>
         </w:rPr>
-        <w:t xml:space="preserve"> </w:t>
-      </w:r>
-      <w:r>
-        <w:rPr>
-          <w:rFonts w:ascii="DejaVuSans" w:eastAsia="DejaVuSans" w:hAnsi="DejaVuSans-Bold" w:cs="DejaVuSans"/>
-          <w:color w:val="000000"/>
-          <w:sz w:val="20"/>
-          <w:szCs w:val="20"/>
-        </w:rPr>
-        <w:t xml:space="preserve">en lugar de </w:t>
-      </w:r>
-      <w:proofErr w:type="spellStart"/>
-      <w:r>
-        <w:rPr>
-          <w:rFonts w:ascii="AnonymousPro" w:hAnsi="AnonymousPro" w:cs="AnonymousPro"/>
-          <w:color w:val="000000"/>
-          <w:sz w:val="16"/>
-          <w:szCs w:val="16"/>
-        </w:rPr>
-        <w:t>int</w:t>
-      </w:r>
-      <w:proofErr w:type="spellEnd"/>
-      <w:r>
-        <w:rPr>
-          <w:rFonts w:ascii="AnonymousPro" w:hAnsi="AnonymousPro" w:cs="AnonymousPro"/>
-          <w:color w:val="000000"/>
-          <w:sz w:val="16"/>
-          <w:szCs w:val="16"/>
-        </w:rPr>
-        <w:t xml:space="preserve"> </w:t>
+        <w:t xml:space="preserve">int </w:t>
       </w:r>
       <w:r>
         <w:rPr>
@@ -12035,7 +11828,6 @@
         </w:rPr>
         <w:t xml:space="preserve">este ejercicio el uso de funciones de manejo de </w:t>
       </w:r>
-      <w:proofErr w:type="spellStart"/>
       <w:r>
         <w:rPr>
           <w:rFonts w:ascii="AnonymousPro" w:hAnsi="AnonymousPro" w:cs="AnonymousPro"/>
@@ -12043,17 +11835,7 @@
           <w:sz w:val="16"/>
           <w:szCs w:val="16"/>
         </w:rPr>
-        <w:t>String</w:t>
-      </w:r>
-      <w:proofErr w:type="spellEnd"/>
-      <w:r>
-        <w:rPr>
-          <w:rFonts w:ascii="AnonymousPro" w:hAnsi="AnonymousPro" w:cs="AnonymousPro"/>
-          <w:color w:val="000000"/>
-          <w:sz w:val="16"/>
-          <w:szCs w:val="16"/>
-        </w:rPr>
-        <w:t xml:space="preserve"> </w:t>
+        <w:t xml:space="preserve">String </w:t>
       </w:r>
       <w:r>
         <w:rPr>
@@ -12079,25 +11861,14 @@
           <w:szCs w:val="20"/>
         </w:rPr>
       </w:pPr>
-      <w:proofErr w:type="spellStart"/>
-      <w:r>
-        <w:rPr>
-          <w:rFonts w:ascii="DejaVuSans" w:eastAsia="DejaVuSans" w:hAnsi="DejaVuSans-Bold" w:cs="DejaVuSans"/>
-          <w:color w:val="000000"/>
-          <w:sz w:val="20"/>
-          <w:szCs w:val="20"/>
-        </w:rPr>
-        <w:t>subcadenas</w:t>
-      </w:r>
-      <w:proofErr w:type="spellEnd"/>
-      <w:r>
-        <w:rPr>
-          <w:rFonts w:ascii="DejaVuSans" w:eastAsia="DejaVuSans" w:hAnsi="DejaVuSans-Bold" w:cs="DejaVuSans"/>
-          <w:color w:val="000000"/>
-          <w:sz w:val="20"/>
-          <w:szCs w:val="20"/>
-        </w:rPr>
-        <w:t xml:space="preserve"> dentro de una cadena).</w:t>
+      <w:r>
+        <w:rPr>
+          <w:rFonts w:ascii="DejaVuSans" w:eastAsia="DejaVuSans" w:hAnsi="DejaVuSans-Bold" w:cs="DejaVuSans"/>
+          <w:color w:val="000000"/>
+          <w:sz w:val="20"/>
+          <w:szCs w:val="20"/>
+        </w:rPr>
+        <w:t>subcadenas dentro de una cadena).</w:t>
       </w:r>
     </w:p>
     <w:p>
@@ -12487,7 +12258,6 @@
         </w:rPr>
         <w:t xml:space="preserve">correctamente los datos. Se recomienda usar </w:t>
       </w:r>
-      <w:proofErr w:type="spellStart"/>
       <w:r>
         <w:rPr>
           <w:rFonts w:ascii="AnonymousPro" w:hAnsi="AnonymousPro" w:cs="AnonymousPro"/>
@@ -12495,9 +12265,17 @@
           <w:sz w:val="16"/>
           <w:szCs w:val="16"/>
         </w:rPr>
-        <w:t>long</w:t>
-      </w:r>
-      <w:proofErr w:type="spellEnd"/>
+        <w:t xml:space="preserve">long </w:t>
+      </w:r>
+      <w:r>
+        <w:rPr>
+          <w:rFonts w:ascii="DejaVuSans" w:eastAsia="DejaVuSans" w:hAnsi="DejaVuSans-Bold" w:cs="DejaVuSans"/>
+          <w:color w:val="000000"/>
+          <w:sz w:val="20"/>
+          <w:szCs w:val="20"/>
+        </w:rPr>
+        <w:t xml:space="preserve">en lugar de </w:t>
+      </w:r>
       <w:r>
         <w:rPr>
           <w:rFonts w:ascii="AnonymousPro" w:hAnsi="AnonymousPro" w:cs="AnonymousPro"/>
@@ -12505,36 +12283,7 @@
           <w:sz w:val="16"/>
           <w:szCs w:val="16"/>
         </w:rPr>
-        <w:t xml:space="preserve"> </w:t>
-      </w:r>
-      <w:r>
-        <w:rPr>
-          <w:rFonts w:ascii="DejaVuSans" w:eastAsia="DejaVuSans" w:hAnsi="DejaVuSans-Bold" w:cs="DejaVuSans"/>
-          <w:color w:val="000000"/>
-          <w:sz w:val="20"/>
-          <w:szCs w:val="20"/>
-        </w:rPr>
-        <w:t xml:space="preserve">en lugar de </w:t>
-      </w:r>
-      <w:proofErr w:type="spellStart"/>
-      <w:r>
-        <w:rPr>
-          <w:rFonts w:ascii="AnonymousPro" w:hAnsi="AnonymousPro" w:cs="AnonymousPro"/>
-          <w:color w:val="000000"/>
-          <w:sz w:val="16"/>
-          <w:szCs w:val="16"/>
-        </w:rPr>
-        <w:t>int</w:t>
-      </w:r>
-      <w:proofErr w:type="spellEnd"/>
-      <w:r>
-        <w:rPr>
-          <w:rFonts w:ascii="AnonymousPro" w:hAnsi="AnonymousPro" w:cs="AnonymousPro"/>
-          <w:color w:val="000000"/>
-          <w:sz w:val="16"/>
-          <w:szCs w:val="16"/>
-        </w:rPr>
-        <w:t xml:space="preserve"> </w:t>
+        <w:t xml:space="preserve">int </w:t>
       </w:r>
       <w:r>
         <w:rPr>
@@ -12912,7 +12661,6 @@
         </w:rPr>
         <w:t xml:space="preserve">empezando por el 1. Se recomienda usar </w:t>
       </w:r>
-      <w:proofErr w:type="spellStart"/>
       <w:r>
         <w:rPr>
           <w:rFonts w:ascii="AnonymousPro" w:hAnsi="AnonymousPro" w:cs="AnonymousPro"/>
@@ -12920,9 +12668,17 @@
           <w:sz w:val="16"/>
           <w:szCs w:val="16"/>
         </w:rPr>
-        <w:t>long</w:t>
-      </w:r>
-      <w:proofErr w:type="spellEnd"/>
+        <w:t xml:space="preserve">long </w:t>
+      </w:r>
+      <w:r>
+        <w:rPr>
+          <w:rFonts w:ascii="DejaVuSans" w:eastAsia="DejaVuSans" w:hAnsi="DejaVuSans-Bold" w:cs="DejaVuSans"/>
+          <w:color w:val="000000"/>
+          <w:sz w:val="20"/>
+          <w:szCs w:val="20"/>
+        </w:rPr>
+        <w:t xml:space="preserve">en lugar de </w:t>
+      </w:r>
       <w:r>
         <w:rPr>
           <w:rFonts w:ascii="AnonymousPro" w:hAnsi="AnonymousPro" w:cs="AnonymousPro"/>
@@ -12930,36 +12686,7 @@
           <w:sz w:val="16"/>
           <w:szCs w:val="16"/>
         </w:rPr>
-        <w:t xml:space="preserve"> </w:t>
-      </w:r>
-      <w:r>
-        <w:rPr>
-          <w:rFonts w:ascii="DejaVuSans" w:eastAsia="DejaVuSans" w:hAnsi="DejaVuSans-Bold" w:cs="DejaVuSans"/>
-          <w:color w:val="000000"/>
-          <w:sz w:val="20"/>
-          <w:szCs w:val="20"/>
-        </w:rPr>
-        <w:t xml:space="preserve">en lugar de </w:t>
-      </w:r>
-      <w:proofErr w:type="spellStart"/>
-      <w:r>
-        <w:rPr>
-          <w:rFonts w:ascii="AnonymousPro" w:hAnsi="AnonymousPro" w:cs="AnonymousPro"/>
-          <w:color w:val="000000"/>
-          <w:sz w:val="16"/>
-          <w:szCs w:val="16"/>
-        </w:rPr>
-        <w:t>int</w:t>
-      </w:r>
-      <w:proofErr w:type="spellEnd"/>
-      <w:r>
-        <w:rPr>
-          <w:rFonts w:ascii="AnonymousPro" w:hAnsi="AnonymousPro" w:cs="AnonymousPro"/>
-          <w:color w:val="000000"/>
-          <w:sz w:val="16"/>
-          <w:szCs w:val="16"/>
-        </w:rPr>
-        <w:t xml:space="preserve"> </w:t>
+        <w:t xml:space="preserve">int </w:t>
       </w:r>
       <w:r>
         <w:rPr>
@@ -13411,19 +13138,23 @@
           <w:sz w:val="16"/>
           <w:szCs w:val="16"/>
         </w:rPr>
-        <w:t xml:space="preserve">Lo siento, los datos introducidos no son correctos, el valor mínimo para la anchura y la </w:t>
-      </w:r>
-      <w:proofErr w:type="spellStart"/>
-      <w:r>
+        <w:t>Lo siento, los datos introducidos no son correctos, el valor mínimo para la anchura y la altur\</w:t>
+      </w:r>
+    </w:p>
+    <w:p>
+      <w:pPr>
+        <w:autoSpaceDE w:val="0"/>
+        <w:autoSpaceDN w:val="0"/>
+        <w:adjustRightInd w:val="0"/>
+        <w:spacing w:after="0" w:line="240" w:lineRule="auto"/>
+        <w:jc w:val="left"/>
         <w:rPr>
           <w:rFonts w:ascii="AnonymousPro" w:hAnsi="AnonymousPro" w:cs="AnonymousPro"/>
           <w:color w:val="888888"/>
           <w:sz w:val="16"/>
           <w:szCs w:val="16"/>
         </w:rPr>
-        <w:t>altur</w:t>
-      </w:r>
-      <w:proofErr w:type="spellEnd"/>
+      </w:pPr>
       <w:r>
         <w:rPr>
           <w:rFonts w:ascii="AnonymousPro" w:hAnsi="AnonymousPro" w:cs="AnonymousPro"/>
@@ -13431,42 +13162,7 @@
           <w:sz w:val="16"/>
           <w:szCs w:val="16"/>
         </w:rPr>
-        <w:t>\</w:t>
-      </w:r>
-    </w:p>
-    <w:p>
-      <w:pPr>
-        <w:autoSpaceDE w:val="0"/>
-        <w:autoSpaceDN w:val="0"/>
-        <w:adjustRightInd w:val="0"/>
-        <w:spacing w:after="0" w:line="240" w:lineRule="auto"/>
-        <w:jc w:val="left"/>
-        <w:rPr>
-          <w:rFonts w:ascii="AnonymousPro" w:hAnsi="AnonymousPro" w:cs="AnonymousPro"/>
-          <w:color w:val="888888"/>
-          <w:sz w:val="16"/>
-          <w:szCs w:val="16"/>
-        </w:rPr>
-      </w:pPr>
-      <w:proofErr w:type="spellStart"/>
-      <w:r>
-        <w:rPr>
-          <w:rFonts w:ascii="AnonymousPro" w:hAnsi="AnonymousPro" w:cs="AnonymousPro"/>
-          <w:color w:val="888888"/>
-          <w:sz w:val="16"/>
-          <w:szCs w:val="16"/>
-        </w:rPr>
-        <w:t>a</w:t>
-      </w:r>
-      <w:proofErr w:type="spellEnd"/>
-      <w:r>
-        <w:rPr>
-          <w:rFonts w:ascii="AnonymousPro" w:hAnsi="AnonymousPro" w:cs="AnonymousPro"/>
-          <w:color w:val="888888"/>
-          <w:sz w:val="16"/>
-          <w:szCs w:val="16"/>
-        </w:rPr>
-        <w:t xml:space="preserve"> es 2.</w:t>
+        <w:t>a es 2.</w:t>
       </w:r>
     </w:p>
     <w:p>
@@ -13896,17 +13592,7 @@
           <w:sz w:val="20"/>
           <w:szCs w:val="20"/>
         </w:rPr>
-        <w:t xml:space="preserve">mostrar un mensaje de error. A </w:t>
-      </w:r>
-      <w:proofErr w:type="gramStart"/>
-      <w:r>
-        <w:rPr>
-          <w:rFonts w:ascii="DejaVuSans" w:eastAsia="DejaVuSans" w:hAnsi="DejaVuSans-Bold" w:cs="DejaVuSans"/>
-          <w:color w:val="000000"/>
-          <w:sz w:val="20"/>
-          <w:szCs w:val="20"/>
-        </w:rPr>
-        <w:t>continuaci</w:t>
+        <w:t>mostrar un mensaje de error. A continuaci</w:t>
       </w:r>
       <w:r>
         <w:rPr>
@@ -13924,17 +13610,7 @@
           <w:sz w:val="20"/>
           <w:szCs w:val="20"/>
         </w:rPr>
-        <w:t>n</w:t>
-      </w:r>
-      <w:proofErr w:type="gramEnd"/>
-      <w:r>
-        <w:rPr>
-          <w:rFonts w:ascii="DejaVuSans" w:eastAsia="DejaVuSans" w:hAnsi="DejaVuSans-Bold" w:cs="DejaVuSans"/>
-          <w:color w:val="000000"/>
-          <w:sz w:val="20"/>
-          <w:szCs w:val="20"/>
-        </w:rPr>
-        <w:t xml:space="preserve"> se muestran algunos ejemplos.</w:t>
+        <w:t>n se muestran algunos ejemplos.</w:t>
       </w:r>
     </w:p>
     <w:p>
@@ -14216,68 +13892,71 @@
           <w:sz w:val="16"/>
           <w:szCs w:val="16"/>
         </w:rPr>
-        <w:t xml:space="preserve">M </w:t>
-      </w:r>
-      <w:proofErr w:type="spellStart"/>
-      <w:r>
+        <w:t>M M</w:t>
+      </w:r>
+    </w:p>
+    <w:p>
+      <w:pPr>
+        <w:autoSpaceDE w:val="0"/>
+        <w:autoSpaceDN w:val="0"/>
+        <w:adjustRightInd w:val="0"/>
+        <w:spacing w:after="0" w:line="240" w:lineRule="auto"/>
+        <w:jc w:val="left"/>
         <w:rPr>
           <w:rFonts w:ascii="AnonymousPro" w:hAnsi="AnonymousPro" w:cs="AnonymousPro"/>
           <w:color w:val="888888"/>
           <w:sz w:val="16"/>
           <w:szCs w:val="16"/>
         </w:rPr>
-        <w:t>M</w:t>
-      </w:r>
-      <w:proofErr w:type="spellEnd"/>
-    </w:p>
-    <w:p>
-      <w:pPr>
-        <w:autoSpaceDE w:val="0"/>
-        <w:autoSpaceDN w:val="0"/>
-        <w:adjustRightInd w:val="0"/>
-        <w:spacing w:after="0" w:line="240" w:lineRule="auto"/>
-        <w:jc w:val="left"/>
+      </w:pPr>
+      <w:r>
         <w:rPr>
           <w:rFonts w:ascii="AnonymousPro" w:hAnsi="AnonymousPro" w:cs="AnonymousPro"/>
           <w:color w:val="888888"/>
           <w:sz w:val="16"/>
           <w:szCs w:val="16"/>
         </w:rPr>
-      </w:pPr>
-      <w:r>
+        <w:t>MMMMMM</w:t>
+      </w:r>
+    </w:p>
+    <w:p>
+      <w:pPr>
+        <w:autoSpaceDE w:val="0"/>
+        <w:autoSpaceDN w:val="0"/>
+        <w:adjustRightInd w:val="0"/>
+        <w:spacing w:after="0" w:line="240" w:lineRule="auto"/>
+        <w:jc w:val="left"/>
         <w:rPr>
           <w:rFonts w:ascii="AnonymousPro" w:hAnsi="AnonymousPro" w:cs="AnonymousPro"/>
           <w:color w:val="888888"/>
           <w:sz w:val="16"/>
           <w:szCs w:val="16"/>
         </w:rPr>
-        <w:t>MMMMMM</w:t>
-      </w:r>
-    </w:p>
-    <w:p>
-      <w:pPr>
-        <w:autoSpaceDE w:val="0"/>
-        <w:autoSpaceDN w:val="0"/>
-        <w:adjustRightInd w:val="0"/>
-        <w:spacing w:after="0" w:line="240" w:lineRule="auto"/>
-        <w:jc w:val="left"/>
+      </w:pPr>
+      <w:r>
         <w:rPr>
           <w:rFonts w:ascii="AnonymousPro" w:hAnsi="AnonymousPro" w:cs="AnonymousPro"/>
           <w:color w:val="888888"/>
           <w:sz w:val="16"/>
           <w:szCs w:val="16"/>
         </w:rPr>
-      </w:pPr>
-      <w:r>
+        <w:t>M M</w:t>
+      </w:r>
+    </w:p>
+    <w:p>
+      <w:pPr>
+        <w:autoSpaceDE w:val="0"/>
+        <w:autoSpaceDN w:val="0"/>
+        <w:adjustRightInd w:val="0"/>
+        <w:spacing w:after="0" w:line="240" w:lineRule="auto"/>
+        <w:jc w:val="left"/>
         <w:rPr>
           <w:rFonts w:ascii="AnonymousPro" w:hAnsi="AnonymousPro" w:cs="AnonymousPro"/>
           <w:color w:val="888888"/>
           <w:sz w:val="16"/>
           <w:szCs w:val="16"/>
         </w:rPr>
-        <w:t xml:space="preserve">M </w:t>
-      </w:r>
-      <w:proofErr w:type="spellStart"/>
+      </w:pPr>
       <w:r>
         <w:rPr>
           <w:rFonts w:ascii="AnonymousPro" w:hAnsi="AnonymousPro" w:cs="AnonymousPro"/>
@@ -14285,9 +13964,32 @@
           <w:sz w:val="16"/>
           <w:szCs w:val="16"/>
         </w:rPr>
-        <w:t>M</w:t>
-      </w:r>
-      <w:proofErr w:type="spellEnd"/>
+        <w:t>MMMMMM</w:t>
+      </w:r>
+    </w:p>
+    <w:p>
+      <w:pPr>
+        <w:autoSpaceDE w:val="0"/>
+        <w:autoSpaceDN w:val="0"/>
+        <w:adjustRightInd w:val="0"/>
+        <w:spacing w:after="0" w:line="240" w:lineRule="auto"/>
+        <w:jc w:val="left"/>
+        <w:rPr>
+          <w:rFonts w:ascii="DejaVuSans" w:eastAsia="DejaVuSans" w:hAnsi="DejaVuSans-Bold" w:cs="DejaVuSans"/>
+          <w:color w:val="000000"/>
+          <w:sz w:val="20"/>
+          <w:szCs w:val="20"/>
+        </w:rPr>
+      </w:pPr>
+      <w:r>
+        <w:rPr>
+          <w:rFonts w:ascii="DejaVuSans" w:eastAsia="DejaVuSans" w:hAnsi="DejaVuSans-Bold" w:cs="DejaVuSans"/>
+          <w:color w:val="000000"/>
+          <w:sz w:val="20"/>
+          <w:szCs w:val="20"/>
+        </w:rPr>
+        <w:t>Ejemplo 4:</w:t>
+      </w:r>
     </w:p>
     <w:p>
       <w:pPr>
@@ -14310,31 +14012,7 @@
           <w:sz w:val="16"/>
           <w:szCs w:val="16"/>
         </w:rPr>
-        <w:t>MMMMMM</w:t>
-      </w:r>
-    </w:p>
-    <w:p>
-      <w:pPr>
-        <w:autoSpaceDE w:val="0"/>
-        <w:autoSpaceDN w:val="0"/>
-        <w:adjustRightInd w:val="0"/>
-        <w:spacing w:after="0" w:line="240" w:lineRule="auto"/>
-        <w:jc w:val="left"/>
-        <w:rPr>
-          <w:rFonts w:ascii="DejaVuSans" w:eastAsia="DejaVuSans" w:hAnsi="DejaVuSans-Bold" w:cs="DejaVuSans"/>
-          <w:color w:val="000000"/>
-          <w:sz w:val="20"/>
-          <w:szCs w:val="20"/>
-        </w:rPr>
-      </w:pPr>
-      <w:r>
-        <w:rPr>
-          <w:rFonts w:ascii="DejaVuSans" w:eastAsia="DejaVuSans" w:hAnsi="DejaVuSans-Bold" w:cs="DejaVuSans"/>
-          <w:color w:val="000000"/>
-          <w:sz w:val="20"/>
-          <w:szCs w:val="20"/>
-        </w:rPr>
-        <w:t>Ejemplo 4:</w:t>
+        <w:t>Por favor, introduzca la altura (número impar mayor o igual a 5): 9</w:t>
       </w:r>
     </w:p>
     <w:p>
@@ -14358,7 +14036,7 @@
           <w:sz w:val="16"/>
           <w:szCs w:val="16"/>
         </w:rPr>
-        <w:t>Por favor, introduzca la altura (número impar mayor o igual a 5): 9</w:t>
+        <w:t>MMMMMM</w:t>
       </w:r>
     </w:p>
     <w:p>
@@ -14382,7 +14060,7 @@
           <w:sz w:val="16"/>
           <w:szCs w:val="16"/>
         </w:rPr>
-        <w:t>MMMMMM</w:t>
+        <w:t>M M</w:t>
       </w:r>
     </w:p>
     <w:p>
@@ -14406,44 +14084,47 @@
           <w:sz w:val="16"/>
           <w:szCs w:val="16"/>
         </w:rPr>
-        <w:t xml:space="preserve">M </w:t>
-      </w:r>
-      <w:proofErr w:type="spellStart"/>
-      <w:r>
+        <w:t>M M</w:t>
+      </w:r>
+    </w:p>
+    <w:p>
+      <w:pPr>
+        <w:autoSpaceDE w:val="0"/>
+        <w:autoSpaceDN w:val="0"/>
+        <w:adjustRightInd w:val="0"/>
+        <w:spacing w:after="0" w:line="240" w:lineRule="auto"/>
+        <w:jc w:val="left"/>
         <w:rPr>
           <w:rFonts w:ascii="AnonymousPro" w:hAnsi="AnonymousPro" w:cs="AnonymousPro"/>
           <w:color w:val="888888"/>
           <w:sz w:val="16"/>
           <w:szCs w:val="16"/>
         </w:rPr>
-        <w:t>M</w:t>
-      </w:r>
-      <w:proofErr w:type="spellEnd"/>
-    </w:p>
-    <w:p>
-      <w:pPr>
-        <w:autoSpaceDE w:val="0"/>
-        <w:autoSpaceDN w:val="0"/>
-        <w:adjustRightInd w:val="0"/>
-        <w:spacing w:after="0" w:line="240" w:lineRule="auto"/>
-        <w:jc w:val="left"/>
+      </w:pPr>
+      <w:r>
         <w:rPr>
           <w:rFonts w:ascii="AnonymousPro" w:hAnsi="AnonymousPro" w:cs="AnonymousPro"/>
           <w:color w:val="888888"/>
           <w:sz w:val="16"/>
           <w:szCs w:val="16"/>
         </w:rPr>
-      </w:pPr>
-      <w:r>
+        <w:t>M M</w:t>
+      </w:r>
+    </w:p>
+    <w:p>
+      <w:pPr>
+        <w:autoSpaceDE w:val="0"/>
+        <w:autoSpaceDN w:val="0"/>
+        <w:adjustRightInd w:val="0"/>
+        <w:spacing w:after="0" w:line="240" w:lineRule="auto"/>
+        <w:jc w:val="left"/>
         <w:rPr>
           <w:rFonts w:ascii="AnonymousPro" w:hAnsi="AnonymousPro" w:cs="AnonymousPro"/>
           <w:color w:val="888888"/>
           <w:sz w:val="16"/>
           <w:szCs w:val="16"/>
         </w:rPr>
-        <w:t xml:space="preserve">M </w:t>
-      </w:r>
-      <w:proofErr w:type="spellStart"/>
+      </w:pPr>
       <w:r>
         <w:rPr>
           <w:rFonts w:ascii="AnonymousPro" w:hAnsi="AnonymousPro" w:cs="AnonymousPro"/>
@@ -14451,9 +14132,8 @@
           <w:sz w:val="16"/>
           <w:szCs w:val="16"/>
         </w:rPr>
-        <w:t>M</w:t>
-      </w:r>
-      <w:proofErr w:type="spellEnd"/>
+        <w:t>MMMMMM</w:t>
+      </w:r>
     </w:p>
     <w:p>
       <w:pPr>
@@ -14476,148 +14156,56 @@
           <w:sz w:val="16"/>
           <w:szCs w:val="16"/>
         </w:rPr>
-        <w:t xml:space="preserve">M </w:t>
-      </w:r>
-      <w:proofErr w:type="spellStart"/>
-      <w:r>
+        <w:t>M M</w:t>
+      </w:r>
+    </w:p>
+    <w:p>
+      <w:pPr>
+        <w:autoSpaceDE w:val="0"/>
+        <w:autoSpaceDN w:val="0"/>
+        <w:adjustRightInd w:val="0"/>
+        <w:spacing w:after="0" w:line="240" w:lineRule="auto"/>
+        <w:jc w:val="left"/>
         <w:rPr>
           <w:rFonts w:ascii="AnonymousPro" w:hAnsi="AnonymousPro" w:cs="AnonymousPro"/>
           <w:color w:val="888888"/>
           <w:sz w:val="16"/>
           <w:szCs w:val="16"/>
         </w:rPr>
-        <w:t>M</w:t>
-      </w:r>
-      <w:proofErr w:type="spellEnd"/>
-    </w:p>
-    <w:p>
-      <w:pPr>
-        <w:autoSpaceDE w:val="0"/>
-        <w:autoSpaceDN w:val="0"/>
-        <w:adjustRightInd w:val="0"/>
-        <w:spacing w:after="0" w:line="240" w:lineRule="auto"/>
-        <w:jc w:val="left"/>
+      </w:pPr>
+      <w:r>
         <w:rPr>
           <w:rFonts w:ascii="AnonymousPro" w:hAnsi="AnonymousPro" w:cs="AnonymousPro"/>
           <w:color w:val="888888"/>
           <w:sz w:val="16"/>
           <w:szCs w:val="16"/>
         </w:rPr>
-      </w:pPr>
-      <w:r>
+        <w:t>M M</w:t>
+      </w:r>
+    </w:p>
+    <w:p>
+      <w:pPr>
+        <w:autoSpaceDE w:val="0"/>
+        <w:autoSpaceDN w:val="0"/>
+        <w:adjustRightInd w:val="0"/>
+        <w:spacing w:after="0" w:line="240" w:lineRule="auto"/>
+        <w:jc w:val="left"/>
         <w:rPr>
           <w:rFonts w:ascii="AnonymousPro" w:hAnsi="AnonymousPro" w:cs="AnonymousPro"/>
           <w:color w:val="888888"/>
           <w:sz w:val="16"/>
           <w:szCs w:val="16"/>
         </w:rPr>
-        <w:t>MMMMMM</w:t>
-      </w:r>
-    </w:p>
-    <w:p>
-      <w:pPr>
-        <w:autoSpaceDE w:val="0"/>
-        <w:autoSpaceDN w:val="0"/>
-        <w:adjustRightInd w:val="0"/>
-        <w:spacing w:after="0" w:line="240" w:lineRule="auto"/>
-        <w:jc w:val="left"/>
+      </w:pPr>
+      <w:r>
         <w:rPr>
           <w:rFonts w:ascii="AnonymousPro" w:hAnsi="AnonymousPro" w:cs="AnonymousPro"/>
           <w:color w:val="888888"/>
           <w:sz w:val="16"/>
           <w:szCs w:val="16"/>
         </w:rPr>
-      </w:pPr>
-      <w:r>
-        <w:rPr>
-          <w:rFonts w:ascii="AnonymousPro" w:hAnsi="AnonymousPro" w:cs="AnonymousPro"/>
-          <w:color w:val="888888"/>
-          <w:sz w:val="16"/>
-          <w:szCs w:val="16"/>
-        </w:rPr>
-        <w:t xml:space="preserve">M </w:t>
-      </w:r>
-      <w:proofErr w:type="spellStart"/>
-      <w:r>
-        <w:rPr>
-          <w:rFonts w:ascii="AnonymousPro" w:hAnsi="AnonymousPro" w:cs="AnonymousPro"/>
-          <w:color w:val="888888"/>
-          <w:sz w:val="16"/>
-          <w:szCs w:val="16"/>
-        </w:rPr>
-        <w:t>M</w:t>
-      </w:r>
-      <w:proofErr w:type="spellEnd"/>
-    </w:p>
-    <w:p>
-      <w:pPr>
-        <w:autoSpaceDE w:val="0"/>
-        <w:autoSpaceDN w:val="0"/>
-        <w:adjustRightInd w:val="0"/>
-        <w:spacing w:after="0" w:line="240" w:lineRule="auto"/>
-        <w:jc w:val="left"/>
-        <w:rPr>
-          <w:rFonts w:ascii="AnonymousPro" w:hAnsi="AnonymousPro" w:cs="AnonymousPro"/>
-          <w:color w:val="888888"/>
-          <w:sz w:val="16"/>
-          <w:szCs w:val="16"/>
-        </w:rPr>
-      </w:pPr>
-      <w:r>
-        <w:rPr>
-          <w:rFonts w:ascii="AnonymousPro" w:hAnsi="AnonymousPro" w:cs="AnonymousPro"/>
-          <w:color w:val="888888"/>
-          <w:sz w:val="16"/>
-          <w:szCs w:val="16"/>
-        </w:rPr>
-        <w:t xml:space="preserve">M </w:t>
-      </w:r>
-      <w:proofErr w:type="spellStart"/>
-      <w:r>
-        <w:rPr>
-          <w:rFonts w:ascii="AnonymousPro" w:hAnsi="AnonymousPro" w:cs="AnonymousPro"/>
-          <w:color w:val="888888"/>
-          <w:sz w:val="16"/>
-          <w:szCs w:val="16"/>
-        </w:rPr>
-        <w:t>M</w:t>
-      </w:r>
-      <w:proofErr w:type="spellEnd"/>
-    </w:p>
-    <w:p>
-      <w:pPr>
-        <w:autoSpaceDE w:val="0"/>
-        <w:autoSpaceDN w:val="0"/>
-        <w:adjustRightInd w:val="0"/>
-        <w:spacing w:after="0" w:line="240" w:lineRule="auto"/>
-        <w:jc w:val="left"/>
-        <w:rPr>
-          <w:rFonts w:ascii="AnonymousPro" w:hAnsi="AnonymousPro" w:cs="AnonymousPro"/>
-          <w:color w:val="888888"/>
-          <w:sz w:val="16"/>
-          <w:szCs w:val="16"/>
-        </w:rPr>
-      </w:pPr>
-      <w:r>
-        <w:rPr>
-          <w:rFonts w:ascii="AnonymousPro" w:hAnsi="AnonymousPro" w:cs="AnonymousPro"/>
-          <w:color w:val="888888"/>
-          <w:sz w:val="16"/>
-          <w:szCs w:val="16"/>
-        </w:rPr>
-        <w:t xml:space="preserve">M </w:t>
-      </w:r>
-      <w:proofErr w:type="spellStart"/>
-      <w:r>
-        <w:rPr>
-          <w:rFonts w:ascii="AnonymousPro" w:hAnsi="AnonymousPro" w:cs="AnonymousPro"/>
-          <w:color w:val="888888"/>
-          <w:sz w:val="16"/>
-          <w:szCs w:val="16"/>
-        </w:rPr>
-        <w:t>M</w:t>
-      </w:r>
-      <w:proofErr w:type="spellEnd"/>
+        <w:t>M M</w:t>
+      </w:r>
     </w:p>
     <w:p>
       <w:pPr>
@@ -14809,27 +14397,7 @@
           <w:sz w:val="20"/>
           <w:szCs w:val="20"/>
         </w:rPr>
-        <w:t xml:space="preserve">los ejemplos. Utiliza el tipo </w:t>
-      </w:r>
-      <w:proofErr w:type="spellStart"/>
-      <w:r>
-        <w:rPr>
-          <w:rFonts w:ascii="DejaVuSans" w:eastAsia="DejaVuSans" w:hAnsi="DejaVuSans-Bold" w:cs="DejaVuSans"/>
-          <w:color w:val="000000"/>
-          <w:sz w:val="20"/>
-          <w:szCs w:val="20"/>
-        </w:rPr>
-        <w:t>long</w:t>
-      </w:r>
-      <w:proofErr w:type="spellEnd"/>
-      <w:r>
-        <w:rPr>
-          <w:rFonts w:ascii="DejaVuSans" w:eastAsia="DejaVuSans" w:hAnsi="DejaVuSans-Bold" w:cs="DejaVuSans"/>
-          <w:color w:val="000000"/>
-          <w:sz w:val="20"/>
-          <w:szCs w:val="20"/>
-        </w:rPr>
-        <w:t xml:space="preserve"> para que el usuario pueda introducir n</w:t>
+        <w:t>los ejemplos. Utiliza el tipo long para que el usuario pueda introducir n</w:t>
       </w:r>
       <w:r>
         <w:rPr>
@@ -29543,47 +29111,7 @@
           <w:sz w:val="20"/>
           <w:szCs w:val="20"/>
         </w:rPr>
-        <w:t xml:space="preserve">es impar. Usa </w:t>
-      </w:r>
-      <w:proofErr w:type="spellStart"/>
-      <w:r>
-        <w:rPr>
-          <w:rFonts w:ascii="DejaVuSans" w:eastAsia="DejaVuSans" w:hAnsi="DejaVuSans-Bold" w:cs="DejaVuSans"/>
-          <w:color w:val="000000"/>
-          <w:sz w:val="20"/>
-          <w:szCs w:val="20"/>
-        </w:rPr>
-        <w:t>long</w:t>
-      </w:r>
-      <w:proofErr w:type="spellEnd"/>
-      <w:r>
-        <w:rPr>
-          <w:rFonts w:ascii="DejaVuSans" w:eastAsia="DejaVuSans" w:hAnsi="DejaVuSans-Bold" w:cs="DejaVuSans"/>
-          <w:color w:val="000000"/>
-          <w:sz w:val="20"/>
-          <w:szCs w:val="20"/>
-        </w:rPr>
-        <w:t xml:space="preserve"> en lugar de </w:t>
-      </w:r>
-      <w:proofErr w:type="spellStart"/>
-      <w:r>
-        <w:rPr>
-          <w:rFonts w:ascii="DejaVuSans" w:eastAsia="DejaVuSans" w:hAnsi="DejaVuSans-Bold" w:cs="DejaVuSans"/>
-          <w:color w:val="000000"/>
-          <w:sz w:val="20"/>
-          <w:szCs w:val="20"/>
-        </w:rPr>
-        <w:t>int</w:t>
-      </w:r>
-      <w:proofErr w:type="spellEnd"/>
-      <w:r>
-        <w:rPr>
-          <w:rFonts w:ascii="DejaVuSans" w:eastAsia="DejaVuSans" w:hAnsi="DejaVuSans-Bold" w:cs="DejaVuSans"/>
-          <w:color w:val="000000"/>
-          <w:sz w:val="20"/>
-          <w:szCs w:val="20"/>
-        </w:rPr>
-        <w:t xml:space="preserve"> donde sea necesario para admitir n</w:t>
+        <w:t>es impar. Usa long en lugar de int donde sea necesario para admitir n</w:t>
       </w:r>
       <w:r>
         <w:rPr>
@@ -30699,7 +30227,12 @@
       </w:pPr>
     </w:p>
     <w:sectPr>
-      <w:footerReference w:type="default" r:id="rId13"/>
+      <w:headerReference w:type="even" r:id="rId13"/>
+      <w:headerReference w:type="default" r:id="rId14"/>
+      <w:footerReference w:type="even" r:id="rId15"/>
+      <w:footerReference w:type="default" r:id="rId16"/>
+      <w:headerReference w:type="first" r:id="rId17"/>
+      <w:footerReference w:type="first" r:id="rId18"/>
       <w:pgSz w:w="11906" w:h="16838" w:code="9"/>
       <w:pgMar w:top="1453" w:right="1134" w:bottom="1134" w:left="1418" w:header="426" w:footer="290" w:gutter="0"/>
       <w:cols w:space="720"/>
@@ -30711,7 +30244,7 @@
 </file>
 
 <file path=word/endnotes.xml><?xml version="1.0" encoding="utf-8"?>
-<w:endnotes xmlns:wpc="http://schemas.microsoft.com/office/word/2010/wordprocessingCanvas" xmlns:cx="http://schemas.microsoft.com/office/drawing/2014/chartex" xmlns:cx1="http://schemas.microsoft.com/office/drawing/2015/9/8/chartex" xmlns:cx2="http://schemas.microsoft.com/office/drawing/2015/10/21/chartex" xmlns:cx3="http://schemas.microsoft.com/office/drawing/2016/5/9/chartex" xmlns:cx4="http://schemas.microsoft.com/office/drawing/2016/5/10/chartex" xmlns:cx5="http://schemas.microsoft.com/office/drawing/2016/5/11/chartex" xmlns:cx6="http://schemas.microsoft.com/office/drawing/2016/5/12/chartex" xmlns:cx7="http://schemas.microsoft.com/office/drawing/2016/5/13/chartex" xmlns:cx8="http://schemas.microsoft.com/office/drawing/2016/5/14/chartex" xmlns:mc="http://schemas.openxmlformats.org/markup-compatibility/2006" xmlns:aink="http://schemas.microsoft.com/office/drawing/2016/ink" xmlns:am3d="http://schemas.microsoft.com/office/drawing/2017/model3d" xmlns:o="urn:schemas-microsoft-com:office:office" xmlns:oel="http://schemas.microsoft.com/office/2019/extlst" xmlns:r="http://schemas.openxmlformats.org/officeDocument/2006/relationships" xmlns:m="http://schemas.openxmlformats.org/officeDocument/2006/math" xmlns:v="urn:schemas-microsoft-com:vml" xmlns:wp14="http://schemas.microsoft.com/office/word/2010/wordprocessingDrawing" xmlns:wp="http://schemas.openxmlformats.org/drawingml/2006/wordprocessingDrawing" xmlns:w10="urn:schemas-microsoft-com:office:word" xmlns:w="http://schemas.openxmlformats.org/wordprocessingml/2006/main" xmlns:w14="http://schemas.microsoft.com/office/word/2010/wordml" xmlns:w15="http://schemas.microsoft.com/office/word/2012/wordml" xmlns:w16cex="http://schemas.microsoft.com/office/word/2018/wordml/cex" xmlns:w16cid="http://schemas.microsoft.com/office/word/2016/wordml/cid" xmlns:w16="http://schemas.microsoft.com/office/word/2018/wordml" xmlns:w16sdtdh="http://schemas.microsoft.com/office/word/2020/wordml/sdtdatahash" xmlns:w16se="http://schemas.microsoft.com/office/word/2015/wordml/symex" xmlns:wpg="http://schemas.microsoft.com/office/word/2010/wordprocessingGroup" xmlns:wpi="http://schemas.microsoft.com/office/word/2010/wordprocessingInk" xmlns:wne="http://schemas.microsoft.com/office/word/2006/wordml" xmlns:wps="http://schemas.microsoft.com/office/word/2010/wordprocessingShape" mc:Ignorable="w14 w15 w16se w16cid w16 w16cex w16sdtdh wp14">
+<w:endnotes xmlns:wpc="http://schemas.microsoft.com/office/word/2010/wordprocessingCanvas" xmlns:cx="http://schemas.microsoft.com/office/drawing/2014/chartex" xmlns:cx1="http://schemas.microsoft.com/office/drawing/2015/9/8/chartex" xmlns:cx2="http://schemas.microsoft.com/office/drawing/2015/10/21/chartex" xmlns:cx3="http://schemas.microsoft.com/office/drawing/2016/5/9/chartex" xmlns:cx4="http://schemas.microsoft.com/office/drawing/2016/5/10/chartex" xmlns:cx5="http://schemas.microsoft.com/office/drawing/2016/5/11/chartex" xmlns:cx6="http://schemas.microsoft.com/office/drawing/2016/5/12/chartex" xmlns:cx7="http://schemas.microsoft.com/office/drawing/2016/5/13/chartex" xmlns:cx8="http://schemas.microsoft.com/office/drawing/2016/5/14/chartex" xmlns:mc="http://schemas.openxmlformats.org/markup-compatibility/2006" xmlns:aink="http://schemas.microsoft.com/office/drawing/2016/ink" xmlns:am3d="http://schemas.microsoft.com/office/drawing/2017/model3d" xmlns:o="urn:schemas-microsoft-com:office:office" xmlns:oel="http://schemas.microsoft.com/office/2019/extlst" xmlns:r="http://schemas.openxmlformats.org/officeDocument/2006/relationships" xmlns:m="http://schemas.openxmlformats.org/officeDocument/2006/math" xmlns:v="urn:schemas-microsoft-com:vml" xmlns:wp14="http://schemas.microsoft.com/office/word/2010/wordprocessingDrawing" xmlns:wp="http://schemas.openxmlformats.org/drawingml/2006/wordprocessingDrawing" xmlns:w10="urn:schemas-microsoft-com:office:word" xmlns:w="http://schemas.openxmlformats.org/wordprocessingml/2006/main" xmlns:w14="http://schemas.microsoft.com/office/word/2010/wordml" xmlns:w15="http://schemas.microsoft.com/office/word/2012/wordml" xmlns:w16cex="http://schemas.microsoft.com/office/word/2018/wordml/cex" xmlns:w16cid="http://schemas.microsoft.com/office/word/2016/wordml/cid" xmlns:w16="http://schemas.microsoft.com/office/word/2018/wordml" xmlns:w16du="http://schemas.microsoft.com/office/word/2023/wordml/word16du" xmlns:w16sdtdh="http://schemas.microsoft.com/office/word/2020/wordml/sdtdatahash" xmlns:w16sdtfl="http://schemas.microsoft.com/office/word/2024/wordml/sdtformatlock" xmlns:w16se="http://schemas.microsoft.com/office/word/2015/wordml/symex" xmlns:wpg="http://schemas.microsoft.com/office/word/2010/wordprocessingGroup" xmlns:wpi="http://schemas.microsoft.com/office/word/2010/wordprocessingInk" xmlns:wne="http://schemas.microsoft.com/office/word/2006/wordml" xmlns:wps="http://schemas.microsoft.com/office/word/2010/wordprocessingShape" mc:Ignorable="w14 w15 w16se w16cid w16 w16cex w16sdtdh w16sdtfl w16du wp14">
   <w:endnote w:type="separator" w:id="-1">
     <w:p>
       <w:pPr>
@@ -30736,7 +30269,17 @@
 </file>
 
 <file path=word/footer1.xml><?xml version="1.0" encoding="utf-8"?>
-<w:ftr xmlns:wpc="http://schemas.microsoft.com/office/word/2010/wordprocessingCanvas" xmlns:cx="http://schemas.microsoft.com/office/drawing/2014/chartex" xmlns:cx1="http://schemas.microsoft.com/office/drawing/2015/9/8/chartex" xmlns:cx2="http://schemas.microsoft.com/office/drawing/2015/10/21/chartex" xmlns:cx3="http://schemas.microsoft.com/office/drawing/2016/5/9/chartex" xmlns:cx4="http://schemas.microsoft.com/office/drawing/2016/5/10/chartex" xmlns:cx5="http://schemas.microsoft.com/office/drawing/2016/5/11/chartex" xmlns:cx6="http://schemas.microsoft.com/office/drawing/2016/5/12/chartex" xmlns:cx7="http://schemas.microsoft.com/office/drawing/2016/5/13/chartex" xmlns:cx8="http://schemas.microsoft.com/office/drawing/2016/5/14/chartex" xmlns:mc="http://schemas.openxmlformats.org/markup-compatibility/2006" xmlns:aink="http://schemas.microsoft.com/office/drawing/2016/ink" xmlns:am3d="http://schemas.microsoft.com/office/drawing/2017/model3d" xmlns:o="urn:schemas-microsoft-com:office:office" xmlns:oel="http://schemas.microsoft.com/office/2019/extlst" xmlns:r="http://schemas.openxmlformats.org/officeDocument/2006/relationships" xmlns:m="http://schemas.openxmlformats.org/officeDocument/2006/math" xmlns:v="urn:schemas-microsoft-com:vml" xmlns:wp14="http://schemas.microsoft.com/office/word/2010/wordprocessingDrawing" xmlns:wp="http://schemas.openxmlformats.org/drawingml/2006/wordprocessingDrawing" xmlns:w10="urn:schemas-microsoft-com:office:word" xmlns:w="http://schemas.openxmlformats.org/wordprocessingml/2006/main" xmlns:w14="http://schemas.microsoft.com/office/word/2010/wordml" xmlns:w15="http://schemas.microsoft.com/office/word/2012/wordml" xmlns:w16cex="http://schemas.microsoft.com/office/word/2018/wordml/cex" xmlns:w16cid="http://schemas.microsoft.com/office/word/2016/wordml/cid" xmlns:w16="http://schemas.microsoft.com/office/word/2018/wordml" xmlns:w16sdtdh="http://schemas.microsoft.com/office/word/2020/wordml/sdtdatahash" xmlns:w16se="http://schemas.microsoft.com/office/word/2015/wordml/symex" xmlns:wpg="http://schemas.microsoft.com/office/word/2010/wordprocessingGroup" xmlns:wpi="http://schemas.microsoft.com/office/word/2010/wordprocessingInk" xmlns:wne="http://schemas.microsoft.com/office/word/2006/wordml" xmlns:wps="http://schemas.microsoft.com/office/word/2010/wordprocessingShape" mc:Ignorable="w14 w15 w16se w16cid w16 w16cex w16sdtdh wp14">
+<w:ftr xmlns:wpc="http://schemas.microsoft.com/office/word/2010/wordprocessingCanvas" xmlns:cx="http://schemas.microsoft.com/office/drawing/2014/chartex" xmlns:cx1="http://schemas.microsoft.com/office/drawing/2015/9/8/chartex" xmlns:cx2="http://schemas.microsoft.com/office/drawing/2015/10/21/chartex" xmlns:cx3="http://schemas.microsoft.com/office/drawing/2016/5/9/chartex" xmlns:cx4="http://schemas.microsoft.com/office/drawing/2016/5/10/chartex" xmlns:cx5="http://schemas.microsoft.com/office/drawing/2016/5/11/chartex" xmlns:cx6="http://schemas.microsoft.com/office/drawing/2016/5/12/chartex" xmlns:cx7="http://schemas.microsoft.com/office/drawing/2016/5/13/chartex" xmlns:cx8="http://schemas.microsoft.com/office/drawing/2016/5/14/chartex" xmlns:mc="http://schemas.openxmlformats.org/markup-compatibility/2006" xmlns:aink="http://schemas.microsoft.com/office/drawing/2016/ink" xmlns:am3d="http://schemas.microsoft.com/office/drawing/2017/model3d" xmlns:o="urn:schemas-microsoft-com:office:office" xmlns:oel="http://schemas.microsoft.com/office/2019/extlst" xmlns:r="http://schemas.openxmlformats.org/officeDocument/2006/relationships" xmlns:m="http://schemas.openxmlformats.org/officeDocument/2006/math" xmlns:v="urn:schemas-microsoft-com:vml" xmlns:wp14="http://schemas.microsoft.com/office/word/2010/wordprocessingDrawing" xmlns:wp="http://schemas.openxmlformats.org/drawingml/2006/wordprocessingDrawing" xmlns:w10="urn:schemas-microsoft-com:office:word" xmlns:w="http://schemas.openxmlformats.org/wordprocessingml/2006/main" xmlns:w14="http://schemas.microsoft.com/office/word/2010/wordml" xmlns:w15="http://schemas.microsoft.com/office/word/2012/wordml" xmlns:w16cex="http://schemas.microsoft.com/office/word/2018/wordml/cex" xmlns:w16cid="http://schemas.microsoft.com/office/word/2016/wordml/cid" xmlns:w16="http://schemas.microsoft.com/office/word/2018/wordml" xmlns:w16du="http://schemas.microsoft.com/office/word/2023/wordml/word16du" xmlns:w16sdtdh="http://schemas.microsoft.com/office/word/2020/wordml/sdtdatahash" xmlns:w16sdtfl="http://schemas.microsoft.com/office/word/2024/wordml/sdtformatlock" xmlns:w16se="http://schemas.microsoft.com/office/word/2015/wordml/symex" xmlns:wpg="http://schemas.microsoft.com/office/word/2010/wordprocessingGroup" xmlns:wpi="http://schemas.microsoft.com/office/word/2010/wordprocessingInk" xmlns:wne="http://schemas.microsoft.com/office/word/2006/wordml" xmlns:wps="http://schemas.microsoft.com/office/word/2010/wordprocessingShape" mc:Ignorable="w14 w15 w16se w16cid w16 w16cex w16sdtdh w16sdtfl w16du wp14">
+  <w:p>
+    <w:pPr>
+      <w:pStyle w:val="Piedepgina"/>
+    </w:pPr>
+  </w:p>
+</w:ftr>
+</file>
+
+<file path=word/footer2.xml><?xml version="1.0" encoding="utf-8"?>
+<w:ftr xmlns:wpc="http://schemas.microsoft.com/office/word/2010/wordprocessingCanvas" xmlns:cx="http://schemas.microsoft.com/office/drawing/2014/chartex" xmlns:cx1="http://schemas.microsoft.com/office/drawing/2015/9/8/chartex" xmlns:cx2="http://schemas.microsoft.com/office/drawing/2015/10/21/chartex" xmlns:cx3="http://schemas.microsoft.com/office/drawing/2016/5/9/chartex" xmlns:cx4="http://schemas.microsoft.com/office/drawing/2016/5/10/chartex" xmlns:cx5="http://schemas.microsoft.com/office/drawing/2016/5/11/chartex" xmlns:cx6="http://schemas.microsoft.com/office/drawing/2016/5/12/chartex" xmlns:cx7="http://schemas.microsoft.com/office/drawing/2016/5/13/chartex" xmlns:cx8="http://schemas.microsoft.com/office/drawing/2016/5/14/chartex" xmlns:mc="http://schemas.openxmlformats.org/markup-compatibility/2006" xmlns:aink="http://schemas.microsoft.com/office/drawing/2016/ink" xmlns:am3d="http://schemas.microsoft.com/office/drawing/2017/model3d" xmlns:o="urn:schemas-microsoft-com:office:office" xmlns:oel="http://schemas.microsoft.com/office/2019/extlst" xmlns:r="http://schemas.openxmlformats.org/officeDocument/2006/relationships" xmlns:m="http://schemas.openxmlformats.org/officeDocument/2006/math" xmlns:v="urn:schemas-microsoft-com:vml" xmlns:wp14="http://schemas.microsoft.com/office/word/2010/wordprocessingDrawing" xmlns:wp="http://schemas.openxmlformats.org/drawingml/2006/wordprocessingDrawing" xmlns:w10="urn:schemas-microsoft-com:office:word" xmlns:w="http://schemas.openxmlformats.org/wordprocessingml/2006/main" xmlns:w14="http://schemas.microsoft.com/office/word/2010/wordml" xmlns:w15="http://schemas.microsoft.com/office/word/2012/wordml" xmlns:w16cex="http://schemas.microsoft.com/office/word/2018/wordml/cex" xmlns:w16cid="http://schemas.microsoft.com/office/word/2016/wordml/cid" xmlns:w16="http://schemas.microsoft.com/office/word/2018/wordml" xmlns:w16du="http://schemas.microsoft.com/office/word/2023/wordml/word16du" xmlns:w16sdtdh="http://schemas.microsoft.com/office/word/2020/wordml/sdtdatahash" xmlns:w16sdtfl="http://schemas.microsoft.com/office/word/2024/wordml/sdtformatlock" xmlns:w16se="http://schemas.microsoft.com/office/word/2015/wordml/symex" xmlns:wpg="http://schemas.microsoft.com/office/word/2010/wordprocessingGroup" xmlns:wpi="http://schemas.microsoft.com/office/word/2010/wordprocessingInk" xmlns:wne="http://schemas.microsoft.com/office/word/2006/wordml" xmlns:wps="http://schemas.microsoft.com/office/word/2010/wordprocessingShape" mc:Ignorable="w14 w15 w16se w16cid w16 w16cex w16sdtdh w16sdtfl w16du wp14">
   <w:p>
     <w:pPr>
       <w:tabs>
@@ -30752,72 +30295,6 @@
         <w:sz w:val="18"/>
       </w:rPr>
     </w:pPr>
-    <w:r>
-      <w:rPr>
-        <w:rFonts w:ascii="Calibri" w:hAnsi="Calibri" w:cs="Calibri"/>
-        <w:i/>
-        <w:noProof/>
-        <w:color w:val="1F3864" w:themeColor="accent1" w:themeShade="80"/>
-        <w:spacing w:val="60"/>
-        <w:sz w:val="18"/>
-        <w:lang w:eastAsia="es-ES"/>
-      </w:rPr>
-      <w:drawing>
-        <wp:anchor distT="0" distB="0" distL="114300" distR="114300" simplePos="0" relativeHeight="251658240" behindDoc="0" locked="0" layoutInCell="1" allowOverlap="1" wp14:anchorId="7929407C" wp14:editId="3E9BBE52">
-          <wp:simplePos x="0" y="0"/>
-          <wp:positionH relativeFrom="column">
-            <wp:posOffset>-43180</wp:posOffset>
-          </wp:positionH>
-          <wp:positionV relativeFrom="paragraph">
-            <wp:posOffset>-216535</wp:posOffset>
-          </wp:positionV>
-          <wp:extent cx="348397" cy="504000"/>
-          <wp:effectExtent l="0" t="0" r="0" b="0"/>
-          <wp:wrapSquare wrapText="bothSides"/>
-          <wp:docPr id="1" name="Imagen 1"/>
-          <wp:cNvGraphicFramePr>
-            <a:graphicFrameLocks xmlns:a="http://schemas.openxmlformats.org/drawingml/2006/main" noChangeAspect="1"/>
-          </wp:cNvGraphicFramePr>
-          <a:graphic xmlns:a="http://schemas.openxmlformats.org/drawingml/2006/main">
-            <a:graphicData uri="http://schemas.openxmlformats.org/drawingml/2006/picture">
-              <pic:pic xmlns:pic="http://schemas.openxmlformats.org/drawingml/2006/picture">
-                <pic:nvPicPr>
-                  <pic:cNvPr id="1" name="DigiTech-03.png"/>
-                  <pic:cNvPicPr/>
-                </pic:nvPicPr>
-                <pic:blipFill>
-                  <a:blip r:embed="rId1" cstate="print">
-                    <a:extLst>
-                      <a:ext uri="{28A0092B-C50C-407E-A947-70E740481C1C}">
-                        <a14:useLocalDpi xmlns:a14="http://schemas.microsoft.com/office/drawing/2010/main" val="0"/>
-                      </a:ext>
-                    </a:extLst>
-                  </a:blip>
-                  <a:stretch>
-                    <a:fillRect/>
-                  </a:stretch>
-                </pic:blipFill>
-                <pic:spPr>
-                  <a:xfrm>
-                    <a:off x="0" y="0"/>
-                    <a:ext cx="348397" cy="504000"/>
-                  </a:xfrm>
-                  <a:prstGeom prst="rect">
-                    <a:avLst/>
-                  </a:prstGeom>
-                </pic:spPr>
-              </pic:pic>
-            </a:graphicData>
-          </a:graphic>
-          <wp14:sizeRelH relativeFrom="page">
-            <wp14:pctWidth>0</wp14:pctWidth>
-          </wp14:sizeRelH>
-          <wp14:sizeRelV relativeFrom="page">
-            <wp14:pctHeight>0</wp14:pctHeight>
-          </wp14:sizeRelV>
-        </wp:anchor>
-      </w:drawing>
-    </w:r>
     <w:r>
       <w:rPr>
         <w:rFonts w:ascii="Calibri" w:hAnsi="Calibri" w:cs="Calibri"/>
@@ -30942,8 +30419,18 @@
 </w:ftr>
 </file>
 
+<file path=word/footer3.xml><?xml version="1.0" encoding="utf-8"?>
+<w:ftr xmlns:wpc="http://schemas.microsoft.com/office/word/2010/wordprocessingCanvas" xmlns:cx="http://schemas.microsoft.com/office/drawing/2014/chartex" xmlns:cx1="http://schemas.microsoft.com/office/drawing/2015/9/8/chartex" xmlns:cx2="http://schemas.microsoft.com/office/drawing/2015/10/21/chartex" xmlns:cx3="http://schemas.microsoft.com/office/drawing/2016/5/9/chartex" xmlns:cx4="http://schemas.microsoft.com/office/drawing/2016/5/10/chartex" xmlns:cx5="http://schemas.microsoft.com/office/drawing/2016/5/11/chartex" xmlns:cx6="http://schemas.microsoft.com/office/drawing/2016/5/12/chartex" xmlns:cx7="http://schemas.microsoft.com/office/drawing/2016/5/13/chartex" xmlns:cx8="http://schemas.microsoft.com/office/drawing/2016/5/14/chartex" xmlns:mc="http://schemas.openxmlformats.org/markup-compatibility/2006" xmlns:aink="http://schemas.microsoft.com/office/drawing/2016/ink" xmlns:am3d="http://schemas.microsoft.com/office/drawing/2017/model3d" xmlns:o="urn:schemas-microsoft-com:office:office" xmlns:oel="http://schemas.microsoft.com/office/2019/extlst" xmlns:r="http://schemas.openxmlformats.org/officeDocument/2006/relationships" xmlns:m="http://schemas.openxmlformats.org/officeDocument/2006/math" xmlns:v="urn:schemas-microsoft-com:vml" xmlns:wp14="http://schemas.microsoft.com/office/word/2010/wordprocessingDrawing" xmlns:wp="http://schemas.openxmlformats.org/drawingml/2006/wordprocessingDrawing" xmlns:w10="urn:schemas-microsoft-com:office:word" xmlns:w="http://schemas.openxmlformats.org/wordprocessingml/2006/main" xmlns:w14="http://schemas.microsoft.com/office/word/2010/wordml" xmlns:w15="http://schemas.microsoft.com/office/word/2012/wordml" xmlns:w16cex="http://schemas.microsoft.com/office/word/2018/wordml/cex" xmlns:w16cid="http://schemas.microsoft.com/office/word/2016/wordml/cid" xmlns:w16="http://schemas.microsoft.com/office/word/2018/wordml" xmlns:w16du="http://schemas.microsoft.com/office/word/2023/wordml/word16du" xmlns:w16sdtdh="http://schemas.microsoft.com/office/word/2020/wordml/sdtdatahash" xmlns:w16sdtfl="http://schemas.microsoft.com/office/word/2024/wordml/sdtformatlock" xmlns:w16se="http://schemas.microsoft.com/office/word/2015/wordml/symex" xmlns:wpg="http://schemas.microsoft.com/office/word/2010/wordprocessingGroup" xmlns:wpi="http://schemas.microsoft.com/office/word/2010/wordprocessingInk" xmlns:wne="http://schemas.microsoft.com/office/word/2006/wordml" xmlns:wps="http://schemas.microsoft.com/office/word/2010/wordprocessingShape" mc:Ignorable="w14 w15 w16se w16cid w16 w16cex w16sdtdh w16sdtfl w16du wp14">
+  <w:p>
+    <w:pPr>
+      <w:pStyle w:val="Piedepgina"/>
+    </w:pPr>
+  </w:p>
+</w:ftr>
+</file>
+
 <file path=word/footnotes.xml><?xml version="1.0" encoding="utf-8"?>
-<w:footnotes xmlns:wpc="http://schemas.microsoft.com/office/word/2010/wordprocessingCanvas" xmlns:cx="http://schemas.microsoft.com/office/drawing/2014/chartex" xmlns:cx1="http://schemas.microsoft.com/office/drawing/2015/9/8/chartex" xmlns:cx2="http://schemas.microsoft.com/office/drawing/2015/10/21/chartex" xmlns:cx3="http://schemas.microsoft.com/office/drawing/2016/5/9/chartex" xmlns:cx4="http://schemas.microsoft.com/office/drawing/2016/5/10/chartex" xmlns:cx5="http://schemas.microsoft.com/office/drawing/2016/5/11/chartex" xmlns:cx6="http://schemas.microsoft.com/office/drawing/2016/5/12/chartex" xmlns:cx7="http://schemas.microsoft.com/office/drawing/2016/5/13/chartex" xmlns:cx8="http://schemas.microsoft.com/office/drawing/2016/5/14/chartex" xmlns:mc="http://schemas.openxmlformats.org/markup-compatibility/2006" xmlns:aink="http://schemas.microsoft.com/office/drawing/2016/ink" xmlns:am3d="http://schemas.microsoft.com/office/drawing/2017/model3d" xmlns:o="urn:schemas-microsoft-com:office:office" xmlns:oel="http://schemas.microsoft.com/office/2019/extlst" xmlns:r="http://schemas.openxmlformats.org/officeDocument/2006/relationships" xmlns:m="http://schemas.openxmlformats.org/officeDocument/2006/math" xmlns:v="urn:schemas-microsoft-com:vml" xmlns:wp14="http://schemas.microsoft.com/office/word/2010/wordprocessingDrawing" xmlns:wp="http://schemas.openxmlformats.org/drawingml/2006/wordprocessingDrawing" xmlns:w10="urn:schemas-microsoft-com:office:word" xmlns:w="http://schemas.openxmlformats.org/wordprocessingml/2006/main" xmlns:w14="http://schemas.microsoft.com/office/word/2010/wordml" xmlns:w15="http://schemas.microsoft.com/office/word/2012/wordml" xmlns:w16cex="http://schemas.microsoft.com/office/word/2018/wordml/cex" xmlns:w16cid="http://schemas.microsoft.com/office/word/2016/wordml/cid" xmlns:w16="http://schemas.microsoft.com/office/word/2018/wordml" xmlns:w16sdtdh="http://schemas.microsoft.com/office/word/2020/wordml/sdtdatahash" xmlns:w16se="http://schemas.microsoft.com/office/word/2015/wordml/symex" xmlns:wpg="http://schemas.microsoft.com/office/word/2010/wordprocessingGroup" xmlns:wpi="http://schemas.microsoft.com/office/word/2010/wordprocessingInk" xmlns:wne="http://schemas.microsoft.com/office/word/2006/wordml" xmlns:wps="http://schemas.microsoft.com/office/word/2010/wordprocessingShape" mc:Ignorable="w14 w15 w16se w16cid w16 w16cex w16sdtdh wp14">
+<w:footnotes xmlns:wpc="http://schemas.microsoft.com/office/word/2010/wordprocessingCanvas" xmlns:cx="http://schemas.microsoft.com/office/drawing/2014/chartex" xmlns:cx1="http://schemas.microsoft.com/office/drawing/2015/9/8/chartex" xmlns:cx2="http://schemas.microsoft.com/office/drawing/2015/10/21/chartex" xmlns:cx3="http://schemas.microsoft.com/office/drawing/2016/5/9/chartex" xmlns:cx4="http://schemas.microsoft.com/office/drawing/2016/5/10/chartex" xmlns:cx5="http://schemas.microsoft.com/office/drawing/2016/5/11/chartex" xmlns:cx6="http://schemas.microsoft.com/office/drawing/2016/5/12/chartex" xmlns:cx7="http://schemas.microsoft.com/office/drawing/2016/5/13/chartex" xmlns:cx8="http://schemas.microsoft.com/office/drawing/2016/5/14/chartex" xmlns:mc="http://schemas.openxmlformats.org/markup-compatibility/2006" xmlns:aink="http://schemas.microsoft.com/office/drawing/2016/ink" xmlns:am3d="http://schemas.microsoft.com/office/drawing/2017/model3d" xmlns:o="urn:schemas-microsoft-com:office:office" xmlns:oel="http://schemas.microsoft.com/office/2019/extlst" xmlns:r="http://schemas.openxmlformats.org/officeDocument/2006/relationships" xmlns:m="http://schemas.openxmlformats.org/officeDocument/2006/math" xmlns:v="urn:schemas-microsoft-com:vml" xmlns:wp14="http://schemas.microsoft.com/office/word/2010/wordprocessingDrawing" xmlns:wp="http://schemas.openxmlformats.org/drawingml/2006/wordprocessingDrawing" xmlns:w10="urn:schemas-microsoft-com:office:word" xmlns:w="http://schemas.openxmlformats.org/wordprocessingml/2006/main" xmlns:w14="http://schemas.microsoft.com/office/word/2010/wordml" xmlns:w15="http://schemas.microsoft.com/office/word/2012/wordml" xmlns:w16cex="http://schemas.microsoft.com/office/word/2018/wordml/cex" xmlns:w16cid="http://schemas.microsoft.com/office/word/2016/wordml/cid" xmlns:w16="http://schemas.microsoft.com/office/word/2018/wordml" xmlns:w16du="http://schemas.microsoft.com/office/word/2023/wordml/word16du" xmlns:w16sdtdh="http://schemas.microsoft.com/office/word/2020/wordml/sdtdatahash" xmlns:w16sdtfl="http://schemas.microsoft.com/office/word/2024/wordml/sdtformatlock" xmlns:w16se="http://schemas.microsoft.com/office/word/2015/wordml/symex" xmlns:wpg="http://schemas.microsoft.com/office/word/2010/wordprocessingGroup" xmlns:wpi="http://schemas.microsoft.com/office/word/2010/wordprocessingInk" xmlns:wne="http://schemas.microsoft.com/office/word/2006/wordml" xmlns:wps="http://schemas.microsoft.com/office/word/2010/wordprocessingShape" mc:Ignorable="w14 w15 w16se w16cid w16 w16cex w16sdtdh w16sdtfl w16du wp14">
   <w:footnote w:type="separator" w:id="-1">
     <w:p>
       <w:pPr>
@@ -30967,8 +30454,38 @@
 </w:footnotes>
 </file>
 
+<file path=word/header1.xml><?xml version="1.0" encoding="utf-8"?>
+<w:hdr xmlns:wpc="http://schemas.microsoft.com/office/word/2010/wordprocessingCanvas" xmlns:cx="http://schemas.microsoft.com/office/drawing/2014/chartex" xmlns:cx1="http://schemas.microsoft.com/office/drawing/2015/9/8/chartex" xmlns:cx2="http://schemas.microsoft.com/office/drawing/2015/10/21/chartex" xmlns:cx3="http://schemas.microsoft.com/office/drawing/2016/5/9/chartex" xmlns:cx4="http://schemas.microsoft.com/office/drawing/2016/5/10/chartex" xmlns:cx5="http://schemas.microsoft.com/office/drawing/2016/5/11/chartex" xmlns:cx6="http://schemas.microsoft.com/office/drawing/2016/5/12/chartex" xmlns:cx7="http://schemas.microsoft.com/office/drawing/2016/5/13/chartex" xmlns:cx8="http://schemas.microsoft.com/office/drawing/2016/5/14/chartex" xmlns:mc="http://schemas.openxmlformats.org/markup-compatibility/2006" xmlns:aink="http://schemas.microsoft.com/office/drawing/2016/ink" xmlns:am3d="http://schemas.microsoft.com/office/drawing/2017/model3d" xmlns:o="urn:schemas-microsoft-com:office:office" xmlns:oel="http://schemas.microsoft.com/office/2019/extlst" xmlns:r="http://schemas.openxmlformats.org/officeDocument/2006/relationships" xmlns:m="http://schemas.openxmlformats.org/officeDocument/2006/math" xmlns:v="urn:schemas-microsoft-com:vml" xmlns:wp14="http://schemas.microsoft.com/office/word/2010/wordprocessingDrawing" xmlns:wp="http://schemas.openxmlformats.org/drawingml/2006/wordprocessingDrawing" xmlns:w10="urn:schemas-microsoft-com:office:word" xmlns:w="http://schemas.openxmlformats.org/wordprocessingml/2006/main" xmlns:w14="http://schemas.microsoft.com/office/word/2010/wordml" xmlns:w15="http://schemas.microsoft.com/office/word/2012/wordml" xmlns:w16cex="http://schemas.microsoft.com/office/word/2018/wordml/cex" xmlns:w16cid="http://schemas.microsoft.com/office/word/2016/wordml/cid" xmlns:w16="http://schemas.microsoft.com/office/word/2018/wordml" xmlns:w16du="http://schemas.microsoft.com/office/word/2023/wordml/word16du" xmlns:w16sdtdh="http://schemas.microsoft.com/office/word/2020/wordml/sdtdatahash" xmlns:w16sdtfl="http://schemas.microsoft.com/office/word/2024/wordml/sdtformatlock" xmlns:w16se="http://schemas.microsoft.com/office/word/2015/wordml/symex" xmlns:wpg="http://schemas.microsoft.com/office/word/2010/wordprocessingGroup" xmlns:wpi="http://schemas.microsoft.com/office/word/2010/wordprocessingInk" xmlns:wne="http://schemas.microsoft.com/office/word/2006/wordml" xmlns:wps="http://schemas.microsoft.com/office/word/2010/wordprocessingShape" mc:Ignorable="w14 w15 w16se w16cid w16 w16cex w16sdtdh w16sdtfl w16du wp14">
+  <w:p>
+    <w:pPr>
+      <w:pStyle w:val="Encabezado"/>
+    </w:pPr>
+  </w:p>
+</w:hdr>
+</file>
+
+<file path=word/header2.xml><?xml version="1.0" encoding="utf-8"?>
+<w:hdr xmlns:wpc="http://schemas.microsoft.com/office/word/2010/wordprocessingCanvas" xmlns:cx="http://schemas.microsoft.com/office/drawing/2014/chartex" xmlns:cx1="http://schemas.microsoft.com/office/drawing/2015/9/8/chartex" xmlns:cx2="http://schemas.microsoft.com/office/drawing/2015/10/21/chartex" xmlns:cx3="http://schemas.microsoft.com/office/drawing/2016/5/9/chartex" xmlns:cx4="http://schemas.microsoft.com/office/drawing/2016/5/10/chartex" xmlns:cx5="http://schemas.microsoft.com/office/drawing/2016/5/11/chartex" xmlns:cx6="http://schemas.microsoft.com/office/drawing/2016/5/12/chartex" xmlns:cx7="http://schemas.microsoft.com/office/drawing/2016/5/13/chartex" xmlns:cx8="http://schemas.microsoft.com/office/drawing/2016/5/14/chartex" xmlns:mc="http://schemas.openxmlformats.org/markup-compatibility/2006" xmlns:aink="http://schemas.microsoft.com/office/drawing/2016/ink" xmlns:am3d="http://schemas.microsoft.com/office/drawing/2017/model3d" xmlns:o="urn:schemas-microsoft-com:office:office" xmlns:oel="http://schemas.microsoft.com/office/2019/extlst" xmlns:r="http://schemas.openxmlformats.org/officeDocument/2006/relationships" xmlns:m="http://schemas.openxmlformats.org/officeDocument/2006/math" xmlns:v="urn:schemas-microsoft-com:vml" xmlns:wp14="http://schemas.microsoft.com/office/word/2010/wordprocessingDrawing" xmlns:wp="http://schemas.openxmlformats.org/drawingml/2006/wordprocessingDrawing" xmlns:w10="urn:schemas-microsoft-com:office:word" xmlns:w="http://schemas.openxmlformats.org/wordprocessingml/2006/main" xmlns:w14="http://schemas.microsoft.com/office/word/2010/wordml" xmlns:w15="http://schemas.microsoft.com/office/word/2012/wordml" xmlns:w16cex="http://schemas.microsoft.com/office/word/2018/wordml/cex" xmlns:w16cid="http://schemas.microsoft.com/office/word/2016/wordml/cid" xmlns:w16="http://schemas.microsoft.com/office/word/2018/wordml" xmlns:w16du="http://schemas.microsoft.com/office/word/2023/wordml/word16du" xmlns:w16sdtdh="http://schemas.microsoft.com/office/word/2020/wordml/sdtdatahash" xmlns:w16sdtfl="http://schemas.microsoft.com/office/word/2024/wordml/sdtformatlock" xmlns:w16se="http://schemas.microsoft.com/office/word/2015/wordml/symex" xmlns:wpg="http://schemas.microsoft.com/office/word/2010/wordprocessingGroup" xmlns:wpi="http://schemas.microsoft.com/office/word/2010/wordprocessingInk" xmlns:wne="http://schemas.microsoft.com/office/word/2006/wordml" xmlns:wps="http://schemas.microsoft.com/office/word/2010/wordprocessingShape" mc:Ignorable="w14 w15 w16se w16cid w16 w16cex w16sdtdh w16sdtfl w16du wp14">
+  <w:p>
+    <w:pPr>
+      <w:pStyle w:val="Encabezado"/>
+    </w:pPr>
+  </w:p>
+</w:hdr>
+</file>
+
+<file path=word/header3.xml><?xml version="1.0" encoding="utf-8"?>
+<w:hdr xmlns:wpc="http://schemas.microsoft.com/office/word/2010/wordprocessingCanvas" xmlns:cx="http://schemas.microsoft.com/office/drawing/2014/chartex" xmlns:cx1="http://schemas.microsoft.com/office/drawing/2015/9/8/chartex" xmlns:cx2="http://schemas.microsoft.com/office/drawing/2015/10/21/chartex" xmlns:cx3="http://schemas.microsoft.com/office/drawing/2016/5/9/chartex" xmlns:cx4="http://schemas.microsoft.com/office/drawing/2016/5/10/chartex" xmlns:cx5="http://schemas.microsoft.com/office/drawing/2016/5/11/chartex" xmlns:cx6="http://schemas.microsoft.com/office/drawing/2016/5/12/chartex" xmlns:cx7="http://schemas.microsoft.com/office/drawing/2016/5/13/chartex" xmlns:cx8="http://schemas.microsoft.com/office/drawing/2016/5/14/chartex" xmlns:mc="http://schemas.openxmlformats.org/markup-compatibility/2006" xmlns:aink="http://schemas.microsoft.com/office/drawing/2016/ink" xmlns:am3d="http://schemas.microsoft.com/office/drawing/2017/model3d" xmlns:o="urn:schemas-microsoft-com:office:office" xmlns:oel="http://schemas.microsoft.com/office/2019/extlst" xmlns:r="http://schemas.openxmlformats.org/officeDocument/2006/relationships" xmlns:m="http://schemas.openxmlformats.org/officeDocument/2006/math" xmlns:v="urn:schemas-microsoft-com:vml" xmlns:wp14="http://schemas.microsoft.com/office/word/2010/wordprocessingDrawing" xmlns:wp="http://schemas.openxmlformats.org/drawingml/2006/wordprocessingDrawing" xmlns:w10="urn:schemas-microsoft-com:office:word" xmlns:w="http://schemas.openxmlformats.org/wordprocessingml/2006/main" xmlns:w14="http://schemas.microsoft.com/office/word/2010/wordml" xmlns:w15="http://schemas.microsoft.com/office/word/2012/wordml" xmlns:w16cex="http://schemas.microsoft.com/office/word/2018/wordml/cex" xmlns:w16cid="http://schemas.microsoft.com/office/word/2016/wordml/cid" xmlns:w16="http://schemas.microsoft.com/office/word/2018/wordml" xmlns:w16du="http://schemas.microsoft.com/office/word/2023/wordml/word16du" xmlns:w16sdtdh="http://schemas.microsoft.com/office/word/2020/wordml/sdtdatahash" xmlns:w16sdtfl="http://schemas.microsoft.com/office/word/2024/wordml/sdtformatlock" xmlns:w16se="http://schemas.microsoft.com/office/word/2015/wordml/symex" xmlns:wpg="http://schemas.microsoft.com/office/word/2010/wordprocessingGroup" xmlns:wpi="http://schemas.microsoft.com/office/word/2010/wordprocessingInk" xmlns:wne="http://schemas.microsoft.com/office/word/2006/wordml" xmlns:wps="http://schemas.microsoft.com/office/word/2010/wordprocessingShape" mc:Ignorable="w14 w15 w16se w16cid w16 w16cex w16sdtdh w16sdtfl w16du wp14">
+  <w:p>
+    <w:pPr>
+      <w:pStyle w:val="Encabezado"/>
+    </w:pPr>
+  </w:p>
+</w:hdr>
+</file>
+
 <file path=word/numbering.xml><?xml version="1.0" encoding="utf-8"?>
-<w:numbering xmlns:wpc="http://schemas.microsoft.com/office/word/2010/wordprocessingCanvas" xmlns:cx="http://schemas.microsoft.com/office/drawing/2014/chartex" xmlns:cx1="http://schemas.microsoft.com/office/drawing/2015/9/8/chartex" xmlns:cx2="http://schemas.microsoft.com/office/drawing/2015/10/21/chartex" xmlns:cx3="http://schemas.microsoft.com/office/drawing/2016/5/9/chartex" xmlns:cx4="http://schemas.microsoft.com/office/drawing/2016/5/10/chartex" xmlns:cx5="http://schemas.microsoft.com/office/drawing/2016/5/11/chartex" xmlns:cx6="http://schemas.microsoft.com/office/drawing/2016/5/12/chartex" xmlns:cx7="http://schemas.microsoft.com/office/drawing/2016/5/13/chartex" xmlns:cx8="http://schemas.microsoft.com/office/drawing/2016/5/14/chartex" xmlns:mc="http://schemas.openxmlformats.org/markup-compatibility/2006" xmlns:aink="http://schemas.microsoft.com/office/drawing/2016/ink" xmlns:am3d="http://schemas.microsoft.com/office/drawing/2017/model3d" xmlns:o="urn:schemas-microsoft-com:office:office" xmlns:oel="http://schemas.microsoft.com/office/2019/extlst" xmlns:r="http://schemas.openxmlformats.org/officeDocument/2006/relationships" xmlns:m="http://schemas.openxmlformats.org/officeDocument/2006/math" xmlns:v="urn:schemas-microsoft-com:vml" xmlns:wp14="http://schemas.microsoft.com/office/word/2010/wordprocessingDrawing" xmlns:wp="http://schemas.openxmlformats.org/drawingml/2006/wordprocessingDrawing" xmlns:w10="urn:schemas-microsoft-com:office:word" xmlns:w="http://schemas.openxmlformats.org/wordprocessingml/2006/main" xmlns:w14="http://schemas.microsoft.com/office/word/2010/wordml" xmlns:w15="http://schemas.microsoft.com/office/word/2012/wordml" xmlns:w16cex="http://schemas.microsoft.com/office/word/2018/wordml/cex" xmlns:w16cid="http://schemas.microsoft.com/office/word/2016/wordml/cid" xmlns:w16="http://schemas.microsoft.com/office/word/2018/wordml" xmlns:w16sdtdh="http://schemas.microsoft.com/office/word/2020/wordml/sdtdatahash" xmlns:w16se="http://schemas.microsoft.com/office/word/2015/wordml/symex" xmlns:wpg="http://schemas.microsoft.com/office/word/2010/wordprocessingGroup" xmlns:wpi="http://schemas.microsoft.com/office/word/2010/wordprocessingInk" xmlns:wne="http://schemas.microsoft.com/office/word/2006/wordml" xmlns:wps="http://schemas.microsoft.com/office/word/2010/wordprocessingShape" mc:Ignorable="w14 w15 w16se w16cid w16 w16cex w16sdtdh wp14">
+<w:numbering xmlns:wpc="http://schemas.microsoft.com/office/word/2010/wordprocessingCanvas" xmlns:cx="http://schemas.microsoft.com/office/drawing/2014/chartex" xmlns:cx1="http://schemas.microsoft.com/office/drawing/2015/9/8/chartex" xmlns:cx2="http://schemas.microsoft.com/office/drawing/2015/10/21/chartex" xmlns:cx3="http://schemas.microsoft.com/office/drawing/2016/5/9/chartex" xmlns:cx4="http://schemas.microsoft.com/office/drawing/2016/5/10/chartex" xmlns:cx5="http://schemas.microsoft.com/office/drawing/2016/5/11/chartex" xmlns:cx6="http://schemas.microsoft.com/office/drawing/2016/5/12/chartex" xmlns:cx7="http://schemas.microsoft.com/office/drawing/2016/5/13/chartex" xmlns:cx8="http://schemas.microsoft.com/office/drawing/2016/5/14/chartex" xmlns:mc="http://schemas.openxmlformats.org/markup-compatibility/2006" xmlns:aink="http://schemas.microsoft.com/office/drawing/2016/ink" xmlns:am3d="http://schemas.microsoft.com/office/drawing/2017/model3d" xmlns:o="urn:schemas-microsoft-com:office:office" xmlns:oel="http://schemas.microsoft.com/office/2019/extlst" xmlns:r="http://schemas.openxmlformats.org/officeDocument/2006/relationships" xmlns:m="http://schemas.openxmlformats.org/officeDocument/2006/math" xmlns:v="urn:schemas-microsoft-com:vml" xmlns:wp14="http://schemas.microsoft.com/office/word/2010/wordprocessingDrawing" xmlns:wp="http://schemas.openxmlformats.org/drawingml/2006/wordprocessingDrawing" xmlns:w10="urn:schemas-microsoft-com:office:word" xmlns:w="http://schemas.openxmlformats.org/wordprocessingml/2006/main" xmlns:w14="http://schemas.microsoft.com/office/word/2010/wordml" xmlns:w15="http://schemas.microsoft.com/office/word/2012/wordml" xmlns:w16cex="http://schemas.microsoft.com/office/word/2018/wordml/cex" xmlns:w16cid="http://schemas.microsoft.com/office/word/2016/wordml/cid" xmlns:w16="http://schemas.microsoft.com/office/word/2018/wordml" xmlns:w16du="http://schemas.microsoft.com/office/word/2023/wordml/word16du" xmlns:w16sdtdh="http://schemas.microsoft.com/office/word/2020/wordml/sdtdatahash" xmlns:w16sdtfl="http://schemas.microsoft.com/office/word/2024/wordml/sdtformatlock" xmlns:w16se="http://schemas.microsoft.com/office/word/2015/wordml/symex" xmlns:wpg="http://schemas.microsoft.com/office/word/2010/wordprocessingGroup" xmlns:wpi="http://schemas.microsoft.com/office/word/2010/wordprocessingInk" xmlns:wne="http://schemas.microsoft.com/office/word/2006/wordml" xmlns:wps="http://schemas.microsoft.com/office/word/2010/wordprocessingShape" mc:Ignorable="w14 w15 w16se w16cid w16 w16cex w16sdtdh w16sdtfl w16du wp14">
   <w:abstractNum w:abstractNumId="0" w15:restartNumberingAfterBreak="0">
     <w:nsid w:val="FFFFFF80"/>
     <w:multiLevelType w:val="singleLevel"/>
@@ -32176,7 +31693,7 @@
 </file>
 
 <file path=word/styles.xml><?xml version="1.0" encoding="utf-8"?>
-<w:styles xmlns:mc="http://schemas.openxmlformats.org/markup-compatibility/2006" xmlns:r="http://schemas.openxmlformats.org/officeDocument/2006/relationships" xmlns:w="http://schemas.openxmlformats.org/wordprocessingml/2006/main" xmlns:w14="http://schemas.microsoft.com/office/word/2010/wordml" xmlns:w15="http://schemas.microsoft.com/office/word/2012/wordml" xmlns:w16cex="http://schemas.microsoft.com/office/word/2018/wordml/cex" xmlns:w16cid="http://schemas.microsoft.com/office/word/2016/wordml/cid" xmlns:w16="http://schemas.microsoft.com/office/word/2018/wordml" xmlns:w16sdtdh="http://schemas.microsoft.com/office/word/2020/wordml/sdtdatahash" xmlns:w16se="http://schemas.microsoft.com/office/word/2015/wordml/symex" mc:Ignorable="w14 w15 w16se w16cid w16 w16cex w16sdtdh">
+<w:styles xmlns:mc="http://schemas.openxmlformats.org/markup-compatibility/2006" xmlns:r="http://schemas.openxmlformats.org/officeDocument/2006/relationships" xmlns:w="http://schemas.openxmlformats.org/wordprocessingml/2006/main" xmlns:w14="http://schemas.microsoft.com/office/word/2010/wordml" xmlns:w15="http://schemas.microsoft.com/office/word/2012/wordml" xmlns:w16cex="http://schemas.microsoft.com/office/word/2018/wordml/cex" xmlns:w16cid="http://schemas.microsoft.com/office/word/2016/wordml/cid" xmlns:w16="http://schemas.microsoft.com/office/word/2018/wordml" xmlns:w16du="http://schemas.microsoft.com/office/word/2023/wordml/word16du" xmlns:w16sdtdh="http://schemas.microsoft.com/office/word/2020/wordml/sdtdatahash" xmlns:w16sdtfl="http://schemas.microsoft.com/office/word/2024/wordml/sdtformatlock" xmlns:w16se="http://schemas.microsoft.com/office/word/2015/wordml/symex" mc:Ignorable="w14 w15 w16se w16cid w16 w16cex w16sdtdh w16sdtfl w16du">
   <w:docDefaults>
     <w:rPrDefault>
       <w:rPr>
@@ -33964,7 +33481,7 @@
 </file>
 
 <file path=word/glossary/document.xml><?xml version="1.0" encoding="utf-8"?>
-<w:glossaryDocument xmlns:wpc="http://schemas.microsoft.com/office/word/2010/wordprocessingCanvas" xmlns:cx="http://schemas.microsoft.com/office/drawing/2014/chartex" xmlns:cx1="http://schemas.microsoft.com/office/drawing/2015/9/8/chartex" xmlns:cx2="http://schemas.microsoft.com/office/drawing/2015/10/21/chartex" xmlns:cx3="http://schemas.microsoft.com/office/drawing/2016/5/9/chartex" xmlns:cx4="http://schemas.microsoft.com/office/drawing/2016/5/10/chartex" xmlns:cx5="http://schemas.microsoft.com/office/drawing/2016/5/11/chartex" xmlns:cx6="http://schemas.microsoft.com/office/drawing/2016/5/12/chartex" xmlns:cx7="http://schemas.microsoft.com/office/drawing/2016/5/13/chartex" xmlns:cx8="http://schemas.microsoft.com/office/drawing/2016/5/14/chartex" xmlns:mc="http://schemas.openxmlformats.org/markup-compatibility/2006" xmlns:aink="http://schemas.microsoft.com/office/drawing/2016/ink" xmlns:am3d="http://schemas.microsoft.com/office/drawing/2017/model3d" xmlns:o="urn:schemas-microsoft-com:office:office" xmlns:oel="http://schemas.microsoft.com/office/2019/extlst" xmlns:r="http://schemas.openxmlformats.org/officeDocument/2006/relationships" xmlns:m="http://schemas.openxmlformats.org/officeDocument/2006/math" xmlns:v="urn:schemas-microsoft-com:vml" xmlns:wp14="http://schemas.microsoft.com/office/word/2010/wordprocessingDrawing" xmlns:wp="http://schemas.openxmlformats.org/drawingml/2006/wordprocessingDrawing" xmlns:w10="urn:schemas-microsoft-com:office:word" xmlns:w="http://schemas.openxmlformats.org/wordprocessingml/2006/main" xmlns:w14="http://schemas.microsoft.com/office/word/2010/wordml" xmlns:w15="http://schemas.microsoft.com/office/word/2012/wordml" xmlns:w16cex="http://schemas.microsoft.com/office/word/2018/wordml/cex" xmlns:w16cid="http://schemas.microsoft.com/office/word/2016/wordml/cid" xmlns:w16="http://schemas.microsoft.com/office/word/2018/wordml" xmlns:w16sdtdh="http://schemas.microsoft.com/office/word/2020/wordml/sdtdatahash" xmlns:w16se="http://schemas.microsoft.com/office/word/2015/wordml/symex" xmlns:wpg="http://schemas.microsoft.com/office/word/2010/wordprocessingGroup" xmlns:wpi="http://schemas.microsoft.com/office/word/2010/wordprocessingInk" xmlns:wne="http://schemas.microsoft.com/office/word/2006/wordml" xmlns:wps="http://schemas.microsoft.com/office/word/2010/wordprocessingShape" mc:Ignorable="w14 w15 w16se w16cid w16 w16cex w16sdtdh wp14">
+<w:glossaryDocument xmlns:wpc="http://schemas.microsoft.com/office/word/2010/wordprocessingCanvas" xmlns:cx="http://schemas.microsoft.com/office/drawing/2014/chartex" xmlns:cx1="http://schemas.microsoft.com/office/drawing/2015/9/8/chartex" xmlns:cx2="http://schemas.microsoft.com/office/drawing/2015/10/21/chartex" xmlns:cx3="http://schemas.microsoft.com/office/drawing/2016/5/9/chartex" xmlns:cx4="http://schemas.microsoft.com/office/drawing/2016/5/10/chartex" xmlns:cx5="http://schemas.microsoft.com/office/drawing/2016/5/11/chartex" xmlns:cx6="http://schemas.microsoft.com/office/drawing/2016/5/12/chartex" xmlns:cx7="http://schemas.microsoft.com/office/drawing/2016/5/13/chartex" xmlns:cx8="http://schemas.microsoft.com/office/drawing/2016/5/14/chartex" xmlns:mc="http://schemas.openxmlformats.org/markup-compatibility/2006" xmlns:aink="http://schemas.microsoft.com/office/drawing/2016/ink" xmlns:am3d="http://schemas.microsoft.com/office/drawing/2017/model3d" xmlns:o="urn:schemas-microsoft-com:office:office" xmlns:oel="http://schemas.microsoft.com/office/2019/extlst" xmlns:r="http://schemas.openxmlformats.org/officeDocument/2006/relationships" xmlns:m="http://schemas.openxmlformats.org/officeDocument/2006/math" xmlns:v="urn:schemas-microsoft-com:vml" xmlns:wp14="http://schemas.microsoft.com/office/word/2010/wordprocessingDrawing" xmlns:wp="http://schemas.openxmlformats.org/drawingml/2006/wordprocessingDrawing" xmlns:w10="urn:schemas-microsoft-com:office:word" xmlns:w="http://schemas.openxmlformats.org/wordprocessingml/2006/main" xmlns:w14="http://schemas.microsoft.com/office/word/2010/wordml" xmlns:w15="http://schemas.microsoft.com/office/word/2012/wordml" xmlns:w16cex="http://schemas.microsoft.com/office/word/2018/wordml/cex" xmlns:w16cid="http://schemas.microsoft.com/office/word/2016/wordml/cid" xmlns:w16="http://schemas.microsoft.com/office/word/2018/wordml" xmlns:w16du="http://schemas.microsoft.com/office/word/2023/wordml/word16du" xmlns:w16sdtdh="http://schemas.microsoft.com/office/word/2020/wordml/sdtdatahash" xmlns:w16sdtfl="http://schemas.microsoft.com/office/word/2024/wordml/sdtformatlock" xmlns:w16se="http://schemas.microsoft.com/office/word/2015/wordml/symex" xmlns:wpg="http://schemas.microsoft.com/office/word/2010/wordprocessingGroup" xmlns:wpi="http://schemas.microsoft.com/office/word/2010/wordprocessingInk" xmlns:wne="http://schemas.microsoft.com/office/word/2006/wordml" xmlns:wps="http://schemas.microsoft.com/office/word/2010/wordprocessingShape" mc:Ignorable="w14 w15 w16se w16cid w16 w16cex w16sdtdh w16sdtfl w16du wp14">
   <w:docParts>
     <w:docPart>
       <w:docPartPr>
@@ -33988,7 +33505,7 @@
           </w:pPr>
           <w:r>
             <w:rPr>
-              <w:color w:val="1F3864" w:themeColor="accent1" w:themeShade="80"/>
+              <w:color w:val="0A2F41" w:themeColor="accent1" w:themeShade="80"/>
               <w:lang w:bidi="es-ES"/>
             </w:rPr>
             <w:t>Insertar título tema o módulo</w:t>
@@ -34018,21 +33535,21 @@
           </w:pPr>
           <w:r>
             <w:rPr>
-              <w:color w:val="1F3864" w:themeColor="accent1" w:themeShade="80"/>
+              <w:color w:val="0A2F41" w:themeColor="accent1" w:themeShade="80"/>
               <w:lang w:bidi="es-ES"/>
             </w:rPr>
             <w:t xml:space="preserve">Insertar </w:t>
           </w:r>
           <w:r>
             <w:rPr>
-              <w:color w:val="1F3864" w:themeColor="accent1" w:themeShade="80"/>
+              <w:color w:val="0A2F41" w:themeColor="accent1" w:themeShade="80"/>
               <w:lang w:bidi="es-ES"/>
             </w:rPr>
             <w:t>otro</w:t>
           </w:r>
           <w:r>
             <w:rPr>
-              <w:color w:val="1F3864" w:themeColor="accent1" w:themeShade="80"/>
+              <w:color w:val="0A2F41" w:themeColor="accent1" w:themeShade="80"/>
               <w:lang w:bidi="es-ES"/>
             </w:rPr>
             <w:t xml:space="preserve"> título</w:t>
@@ -34045,7 +33562,7 @@
 </file>
 
 <file path=word/glossary/fontTable.xml><?xml version="1.0" encoding="utf-8"?>
-<w:fonts xmlns:mc="http://schemas.openxmlformats.org/markup-compatibility/2006" xmlns:r="http://schemas.openxmlformats.org/officeDocument/2006/relationships" xmlns:w="http://schemas.openxmlformats.org/wordprocessingml/2006/main" xmlns:w14="http://schemas.microsoft.com/office/word/2010/wordml" xmlns:w15="http://schemas.microsoft.com/office/word/2012/wordml" xmlns:w16cex="http://schemas.microsoft.com/office/word/2018/wordml/cex" xmlns:w16cid="http://schemas.microsoft.com/office/word/2016/wordml/cid" xmlns:w16="http://schemas.microsoft.com/office/word/2018/wordml" xmlns:w16sdtdh="http://schemas.microsoft.com/office/word/2020/wordml/sdtdatahash" xmlns:w16se="http://schemas.microsoft.com/office/word/2015/wordml/symex" mc:Ignorable="w14 w15 w16se w16cid w16 w16cex w16sdtdh">
+<w:fonts xmlns:mc="http://schemas.openxmlformats.org/markup-compatibility/2006" xmlns:r="http://schemas.openxmlformats.org/officeDocument/2006/relationships" xmlns:w="http://schemas.openxmlformats.org/wordprocessingml/2006/main" xmlns:w14="http://schemas.microsoft.com/office/word/2010/wordml" xmlns:w15="http://schemas.microsoft.com/office/word/2012/wordml" xmlns:w16cex="http://schemas.microsoft.com/office/word/2018/wordml/cex" xmlns:w16cid="http://schemas.microsoft.com/office/word/2016/wordml/cid" xmlns:w16="http://schemas.microsoft.com/office/word/2018/wordml" xmlns:w16du="http://schemas.microsoft.com/office/word/2023/wordml/word16du" xmlns:w16sdtdh="http://schemas.microsoft.com/office/word/2020/wordml/sdtdatahash" xmlns:w16sdtfl="http://schemas.microsoft.com/office/word/2024/wordml/sdtformatlock" xmlns:w16se="http://schemas.microsoft.com/office/word/2015/wordml/symex" mc:Ignorable="w14 w15 w16se w16cid w16 w16cex w16sdtdh w16sdtfl w16du">
   <w:font w:name="Symbol">
     <w:panose1 w:val="05050102010706020507"/>
     <w:charset w:val="02"/>
@@ -34127,20 +33644,25 @@
     <w:charset w:val="00"/>
     <w:family w:val="swiss"/>
     <w:pitch w:val="variable"/>
-    <w:sig w:usb0="E4002EFF" w:usb1="C000247B" w:usb2="00000009" w:usb3="00000000" w:csb0="000001FF" w:csb1="00000000"/>
+    <w:sig w:usb0="E4002EFF" w:usb1="C200247B" w:usb2="00000009" w:usb3="00000000" w:csb0="000001FF" w:csb1="00000000"/>
   </w:font>
-  <w:font w:name="Calibri Light">
-    <w:panose1 w:val="020F0302020204030204"/>
+  <w:font w:name="Aptos">
     <w:charset w:val="00"/>
     <w:family w:val="swiss"/>
     <w:pitch w:val="variable"/>
-    <w:sig w:usb0="E4002EFF" w:usb1="C000247B" w:usb2="00000009" w:usb3="00000000" w:csb0="000001FF" w:csb1="00000000"/>
+    <w:sig w:usb0="20000287" w:usb1="00000003" w:usb2="00000000" w:usb3="00000000" w:csb0="0000019F" w:csb1="00000000"/>
+  </w:font>
+  <w:font w:name="Aptos Display">
+    <w:charset w:val="00"/>
+    <w:family w:val="swiss"/>
+    <w:pitch w:val="variable"/>
+    <w:sig w:usb0="20000287" w:usb1="00000003" w:usb2="00000000" w:usb3="00000000" w:csb0="0000019F" w:csb1="00000000"/>
   </w:font>
 </w:fonts>
 </file>
 
 <file path=word/glossary/settings.xml><?xml version="1.0" encoding="utf-8"?>
-<w:settings xmlns:mc="http://schemas.openxmlformats.org/markup-compatibility/2006" xmlns:o="urn:schemas-microsoft-com:office:office" xmlns:r="http://schemas.openxmlformats.org/officeDocument/2006/relationships" xmlns:m="http://schemas.openxmlformats.org/officeDocument/2006/math" xmlns:v="urn:schemas-microsoft-com:vml" xmlns:w10="urn:schemas-microsoft-com:office:word" xmlns:w="http://schemas.openxmlformats.org/wordprocessingml/2006/main" xmlns:w14="http://schemas.microsoft.com/office/word/2010/wordml" xmlns:w15="http://schemas.microsoft.com/office/word/2012/wordml" xmlns:w16cex="http://schemas.microsoft.com/office/word/2018/wordml/cex" xmlns:w16cid="http://schemas.microsoft.com/office/word/2016/wordml/cid" xmlns:w16="http://schemas.microsoft.com/office/word/2018/wordml" xmlns:w16sdtdh="http://schemas.microsoft.com/office/word/2020/wordml/sdtdatahash" xmlns:w16se="http://schemas.microsoft.com/office/word/2015/wordml/symex" xmlns:sl="http://schemas.openxmlformats.org/schemaLibrary/2006/main" mc:Ignorable="w14 w15 w16se w16cid w16 w16cex w16sdtdh">
+<w:settings xmlns:mc="http://schemas.openxmlformats.org/markup-compatibility/2006" xmlns:o="urn:schemas-microsoft-com:office:office" xmlns:r="http://schemas.openxmlformats.org/officeDocument/2006/relationships" xmlns:m="http://schemas.openxmlformats.org/officeDocument/2006/math" xmlns:v="urn:schemas-microsoft-com:vml" xmlns:w10="urn:schemas-microsoft-com:office:word" xmlns:w="http://schemas.openxmlformats.org/wordprocessingml/2006/main" xmlns:w14="http://schemas.microsoft.com/office/word/2010/wordml" xmlns:w15="http://schemas.microsoft.com/office/word/2012/wordml" xmlns:w16cex="http://schemas.microsoft.com/office/word/2018/wordml/cex" xmlns:w16cid="http://schemas.microsoft.com/office/word/2016/wordml/cid" xmlns:w16="http://schemas.microsoft.com/office/word/2018/wordml" xmlns:w16du="http://schemas.microsoft.com/office/word/2023/wordml/word16du" xmlns:w16sdtdh="http://schemas.microsoft.com/office/word/2020/wordml/sdtdatahash" xmlns:w16sdtfl="http://schemas.microsoft.com/office/word/2024/wordml/sdtformatlock" xmlns:w16se="http://schemas.microsoft.com/office/word/2015/wordml/symex" xmlns:sl="http://schemas.openxmlformats.org/schemaLibrary/2006/main" mc:Ignorable="w14 w15 w16se w16cid w16 w16cex w16sdtdh w16sdtfl w16du">
   <w:view w:val="normal"/>
   <w:defaultTabStop w:val="708"/>
   <w:hyphenationZone w:val="425"/>
@@ -34156,6 +33678,9 @@
   </w:compat>
   <w:rsids>
     <w:rsidRoot w:val="00F06808"/>
+    <w:rsid w:val="000D3948"/>
+    <w:rsid w:val="001211C3"/>
+    <w:rsid w:val="00D708C5"/>
     <w:rsid w:val="00F06808"/>
   </w:rsids>
   <m:mathPr>
@@ -34180,7 +33705,7 @@
 </file>
 
 <file path=word/glossary/styles.xml><?xml version="1.0" encoding="utf-8"?>
-<w:styles xmlns:mc="http://schemas.openxmlformats.org/markup-compatibility/2006" xmlns:r="http://schemas.openxmlformats.org/officeDocument/2006/relationships" xmlns:w="http://schemas.openxmlformats.org/wordprocessingml/2006/main" xmlns:w14="http://schemas.microsoft.com/office/word/2010/wordml" xmlns:w15="http://schemas.microsoft.com/office/word/2012/wordml" xmlns:w16cex="http://schemas.microsoft.com/office/word/2018/wordml/cex" xmlns:w16cid="http://schemas.microsoft.com/office/word/2016/wordml/cid" xmlns:w16="http://schemas.microsoft.com/office/word/2018/wordml" xmlns:w16sdtdh="http://schemas.microsoft.com/office/word/2020/wordml/sdtdatahash" xmlns:w16se="http://schemas.microsoft.com/office/word/2015/wordml/symex" mc:Ignorable="w14 w15 w16se w16cid w16 w16cex w16sdtdh">
+<w:styles xmlns:mc="http://schemas.openxmlformats.org/markup-compatibility/2006" xmlns:r="http://schemas.openxmlformats.org/officeDocument/2006/relationships" xmlns:w="http://schemas.openxmlformats.org/wordprocessingml/2006/main" xmlns:w14="http://schemas.microsoft.com/office/word/2010/wordml" xmlns:w15="http://schemas.microsoft.com/office/word/2012/wordml" xmlns:w16cex="http://schemas.microsoft.com/office/word/2018/wordml/cex" xmlns:w16cid="http://schemas.microsoft.com/office/word/2016/wordml/cid" xmlns:w16="http://schemas.microsoft.com/office/word/2018/wordml" xmlns:w16du="http://schemas.microsoft.com/office/word/2023/wordml/word16du" xmlns:w16sdtdh="http://schemas.microsoft.com/office/word/2020/wordml/sdtdatahash" xmlns:w16sdtfl="http://schemas.microsoft.com/office/word/2024/wordml/sdtformatlock" xmlns:w16se="http://schemas.microsoft.com/office/word/2015/wordml/symex" mc:Ignorable="w14 w15 w16se w16cid w16 w16cex w16sdtdh w16sdtfl w16du">
   <w:docDefaults>
     <w:rPrDefault>
       <w:rPr>
@@ -34611,14 +34136,11 @@
   <w:style w:type="paragraph" w:customStyle="1" w:styleId="34E99B9DD68E43AA8FA6242D1CD39C67">
     <w:name w:val="34E99B9DD68E43AA8FA6242D1CD39C67"/>
   </w:style>
-  <w:style w:type="paragraph" w:customStyle="1" w:styleId="B667968BC1474BAF9A9A31B0F9DEE79B">
-    <w:name w:val="B667968BC1474BAF9A9A31B0F9DEE79B"/>
-  </w:style>
 </w:styles>
 </file>
 
 <file path=word/glossary/webSettings.xml><?xml version="1.0" encoding="utf-8"?>
-<w:webSettings xmlns:mc="http://schemas.openxmlformats.org/markup-compatibility/2006" xmlns:r="http://schemas.openxmlformats.org/officeDocument/2006/relationships" xmlns:w="http://schemas.openxmlformats.org/wordprocessingml/2006/main" xmlns:w14="http://schemas.microsoft.com/office/word/2010/wordml" xmlns:w15="http://schemas.microsoft.com/office/word/2012/wordml" xmlns:w16cex="http://schemas.microsoft.com/office/word/2018/wordml/cex" xmlns:w16cid="http://schemas.microsoft.com/office/word/2016/wordml/cid" xmlns:w16="http://schemas.microsoft.com/office/word/2018/wordml" xmlns:w16sdtdh="http://schemas.microsoft.com/office/word/2020/wordml/sdtdatahash" xmlns:w16se="http://schemas.microsoft.com/office/word/2015/wordml/symex" mc:Ignorable="w14 w15 w16se w16cid w16 w16cex w16sdtdh">
+<w:webSettings xmlns:mc="http://schemas.openxmlformats.org/markup-compatibility/2006" xmlns:r="http://schemas.openxmlformats.org/officeDocument/2006/relationships" xmlns:w="http://schemas.openxmlformats.org/wordprocessingml/2006/main" xmlns:w14="http://schemas.microsoft.com/office/word/2010/wordml" xmlns:w15="http://schemas.microsoft.com/office/word/2012/wordml" xmlns:w16cex="http://schemas.microsoft.com/office/word/2018/wordml/cex" xmlns:w16cid="http://schemas.microsoft.com/office/word/2016/wordml/cid" xmlns:w16="http://schemas.microsoft.com/office/word/2018/wordml" xmlns:w16du="http://schemas.microsoft.com/office/word/2023/wordml/word16du" xmlns:w16sdtdh="http://schemas.microsoft.com/office/word/2020/wordml/sdtdatahash" xmlns:w16sdtfl="http://schemas.microsoft.com/office/word/2024/wordml/sdtformatlock" xmlns:w16se="http://schemas.microsoft.com/office/word/2015/wordml/symex" mc:Ignorable="w14 w15 w16se w16cid w16 w16cex w16sdtdh w16sdtfl w16du">
   <w:optimizeForBrowser/>
   <w:allowPNG/>
 </w:webSettings>
@@ -34826,12 +34348,7 @@
 </file>
 
 <file path=customXml/item1.xml><?xml version="1.0" encoding="utf-8"?>
-<p:properties xmlns:p="http://schemas.microsoft.com/office/2006/metadata/properties" xmlns:xsi="http://www.w3.org/2001/XMLSchema-instance" xmlns:pc="http://schemas.microsoft.com/office/infopath/2007/PartnerControls">
-  <documentManagement>
-    <_ip_UnifiedCompliancePolicyUIAction xmlns="http://schemas.microsoft.com/sharepoint/v3" xsi:nil="true"/>
-    <_ip_UnifiedCompliancePolicyProperties xmlns="http://schemas.microsoft.com/sharepoint/v3" xsi:nil="true"/>
-  </documentManagement>
-</p:properties>
+<b:Sources xmlns:b="http://schemas.openxmlformats.org/officeDocument/2006/bibliography" xmlns="http://schemas.openxmlformats.org/officeDocument/2006/bibliography" SelectedStyle="\APASixthEditionOfficeOnline.xsl" StyleName="APA" Version="6"/>
 </file>
 
 <file path=customXml/item2.xml><?xml version="1.0" encoding="utf-8"?>
@@ -34844,7 +34361,12 @@
 </file>
 
 <file path=customXml/item3.xml><?xml version="1.0" encoding="utf-8"?>
-<b:Sources xmlns:b="http://schemas.openxmlformats.org/officeDocument/2006/bibliography" xmlns="http://schemas.openxmlformats.org/officeDocument/2006/bibliography" SelectedStyle="\APASixthEditionOfficeOnline.xsl" StyleName="APA" Version="6"/>
+<p:properties xmlns:p="http://schemas.microsoft.com/office/2006/metadata/properties" xmlns:xsi="http://www.w3.org/2001/XMLSchema-instance" xmlns:pc="http://schemas.microsoft.com/office/infopath/2007/PartnerControls">
+  <documentManagement>
+    <_ip_UnifiedCompliancePolicyUIAction xmlns="http://schemas.microsoft.com/sharepoint/v3" xsi:nil="true"/>
+    <_ip_UnifiedCompliancePolicyProperties xmlns="http://schemas.microsoft.com/sharepoint/v3" xsi:nil="true"/>
+  </documentManagement>
+</p:properties>
 </file>
 
 <file path=customXml/item4.xml><?xml version="1.0" encoding="utf-8"?>
@@ -35056,11 +34578,9 @@
 </file>
 
 <file path=customXml/itemProps1.xml><?xml version="1.0" encoding="utf-8"?>
-<ds:datastoreItem xmlns:ds="http://schemas.openxmlformats.org/officeDocument/2006/customXml" ds:itemID="{BA075BD4-F53C-4E01-9EDE-4652C8A1FE4B}">
+<ds:datastoreItem xmlns:ds="http://schemas.openxmlformats.org/officeDocument/2006/customXml" ds:itemID="{320D2437-8BC8-4E96-9326-C9FB43072E6B}">
   <ds:schemaRefs>
-    <ds:schemaRef ds:uri="http://schemas.microsoft.com/office/2006/metadata/properties"/>
-    <ds:schemaRef ds:uri="http://schemas.microsoft.com/office/infopath/2007/PartnerControls"/>
-    <ds:schemaRef ds:uri="http://schemas.microsoft.com/sharepoint/v3"/>
+    <ds:schemaRef ds:uri="http://schemas.openxmlformats.org/officeDocument/2006/bibliography"/>
   </ds:schemaRefs>
 </ds:datastoreItem>
 </file>
@@ -35074,9 +34594,11 @@
 </file>
 
 <file path=customXml/itemProps3.xml><?xml version="1.0" encoding="utf-8"?>
-<ds:datastoreItem xmlns:ds="http://schemas.openxmlformats.org/officeDocument/2006/customXml" ds:itemID="{320D2437-8BC8-4E96-9326-C9FB43072E6B}">
+<ds:datastoreItem xmlns:ds="http://schemas.openxmlformats.org/officeDocument/2006/customXml" ds:itemID="{BA075BD4-F53C-4E01-9EDE-4652C8A1FE4B}">
   <ds:schemaRefs>
-    <ds:schemaRef ds:uri="http://schemas.openxmlformats.org/officeDocument/2006/bibliography"/>
+    <ds:schemaRef ds:uri="http://schemas.microsoft.com/office/2006/metadata/properties"/>
+    <ds:schemaRef ds:uri="http://schemas.microsoft.com/office/infopath/2007/PartnerControls"/>
+    <ds:schemaRef ds:uri="http://schemas.microsoft.com/sharepoint/v3"/>
   </ds:schemaRefs>
 </ds:datastoreItem>
 </file>
